--- a/Fase 1/Evidencias Grupales/PTY4478 APT2.0 FASE 1 (Guía Definición Proyecto APT).docx
+++ b/Fase 1/Evidencias Grupales/PTY4478 APT2.0 FASE 1 (Guía Definición Proyecto APT).docx
@@ -2355,6 +2355,7 @@
               </w:rPr>
               <w:t xml:space="preserve">ootstrap &amp; </w:t>
             </w:r>
+            <w:proofErr w:type="spellStart"/>
             <w:r>
               <w:rPr>
                 <w:rFonts w:ascii="Calibri" w:hAnsi="Calibri" w:cs="Arial"/>
@@ -2375,8 +2376,21 @@
                 <w:szCs w:val="20"/>
                 <w:lang w:eastAsia="es-CL"/>
               </w:rPr>
-              <w:t xml:space="preserve">hymeleaf para el </w:t>
-            </w:r>
+              <w:t>hymeleaf</w:t>
+            </w:r>
+            <w:proofErr w:type="spellEnd"/>
+            <w:r>
+              <w:rPr>
+                <w:rFonts w:ascii="Calibri" w:hAnsi="Calibri" w:cs="Arial"/>
+                <w:i/>
+                <w:color w:val="000000" w:themeColor="text1"/>
+                <w:sz w:val="20"/>
+                <w:szCs w:val="20"/>
+                <w:lang w:eastAsia="es-CL"/>
+              </w:rPr>
+              <w:t xml:space="preserve"> para el </w:t>
+            </w:r>
+            <w:proofErr w:type="spellStart"/>
             <w:r>
               <w:rPr>
                 <w:rFonts w:ascii="Calibri" w:hAnsi="Calibri" w:cs="Arial"/>
@@ -2397,7 +2411,19 @@
                 <w:szCs w:val="20"/>
                 <w:lang w:eastAsia="es-CL"/>
               </w:rPr>
-              <w:t xml:space="preserve">rontend. </w:t>
+              <w:t>rontend</w:t>
+            </w:r>
+            <w:proofErr w:type="spellEnd"/>
+            <w:r>
+              <w:rPr>
+                <w:rFonts w:ascii="Calibri" w:hAnsi="Calibri" w:cs="Arial"/>
+                <w:i/>
+                <w:color w:val="000000" w:themeColor="text1"/>
+                <w:sz w:val="20"/>
+                <w:szCs w:val="20"/>
+                <w:lang w:eastAsia="es-CL"/>
+              </w:rPr>
+              <w:t xml:space="preserve">. </w:t>
             </w:r>
             <w:r>
               <w:rPr>
@@ -2421,6 +2447,7 @@
               </w:rPr>
               <w:t xml:space="preserve">l </w:t>
             </w:r>
+            <w:proofErr w:type="spellStart"/>
             <w:r>
               <w:rPr>
                 <w:rFonts w:ascii="Calibri" w:hAnsi="Calibri" w:cs="Arial"/>
@@ -2441,7 +2468,19 @@
                 <w:szCs w:val="20"/>
                 <w:lang w:eastAsia="es-CL"/>
               </w:rPr>
-              <w:t xml:space="preserve">ackend usaré </w:t>
+              <w:t>ackend</w:t>
+            </w:r>
+            <w:proofErr w:type="spellEnd"/>
+            <w:r>
+              <w:rPr>
+                <w:rFonts w:ascii="Calibri" w:hAnsi="Calibri" w:cs="Arial"/>
+                <w:i/>
+                <w:color w:val="000000" w:themeColor="text1"/>
+                <w:sz w:val="20"/>
+                <w:szCs w:val="20"/>
+                <w:lang w:eastAsia="es-CL"/>
+              </w:rPr>
+              <w:t xml:space="preserve"> usaré </w:t>
             </w:r>
             <w:r>
               <w:rPr>
@@ -2487,6 +2526,7 @@
               </w:rPr>
               <w:t xml:space="preserve">pring </w:t>
             </w:r>
+            <w:proofErr w:type="spellStart"/>
             <w:r>
               <w:rPr>
                 <w:rFonts w:ascii="Calibri" w:hAnsi="Calibri" w:cs="Arial"/>
@@ -2507,7 +2547,19 @@
                 <w:szCs w:val="20"/>
                 <w:lang w:eastAsia="es-CL"/>
               </w:rPr>
-              <w:t>oot, JPA &amp; Spring Security</w:t>
+              <w:t>oot</w:t>
+            </w:r>
+            <w:proofErr w:type="spellEnd"/>
+            <w:r>
+              <w:rPr>
+                <w:rFonts w:ascii="Calibri" w:hAnsi="Calibri" w:cs="Arial"/>
+                <w:i/>
+                <w:color w:val="000000" w:themeColor="text1"/>
+                <w:sz w:val="20"/>
+                <w:szCs w:val="20"/>
+                <w:lang w:eastAsia="es-CL"/>
+              </w:rPr>
+              <w:t>, JPA &amp; Spring Security</w:t>
             </w:r>
             <w:r>
               <w:rPr>
@@ -2573,7 +2625,55 @@
                 <w:szCs w:val="20"/>
                 <w:lang w:eastAsia="es-CL"/>
               </w:rPr>
-              <w:t>También, haré uso de la base de datos MySql Workbench para las operaciones CRUD, la creación de tabla</w:t>
+              <w:t xml:space="preserve">También, haré uso de la base de datos </w:t>
+            </w:r>
+            <w:proofErr w:type="spellStart"/>
+            <w:r>
+              <w:rPr>
+                <w:rFonts w:ascii="Calibri" w:hAnsi="Calibri" w:cs="Arial"/>
+                <w:i/>
+                <w:color w:val="000000" w:themeColor="text1"/>
+                <w:sz w:val="20"/>
+                <w:szCs w:val="20"/>
+                <w:lang w:eastAsia="es-CL"/>
+              </w:rPr>
+              <w:t>MySql</w:t>
+            </w:r>
+            <w:proofErr w:type="spellEnd"/>
+            <w:r>
+              <w:rPr>
+                <w:rFonts w:ascii="Calibri" w:hAnsi="Calibri" w:cs="Arial"/>
+                <w:i/>
+                <w:color w:val="000000" w:themeColor="text1"/>
+                <w:sz w:val="20"/>
+                <w:szCs w:val="20"/>
+                <w:lang w:eastAsia="es-CL"/>
+              </w:rPr>
+              <w:t xml:space="preserve"> </w:t>
+            </w:r>
+            <w:proofErr w:type="spellStart"/>
+            <w:r>
+              <w:rPr>
+                <w:rFonts w:ascii="Calibri" w:hAnsi="Calibri" w:cs="Arial"/>
+                <w:i/>
+                <w:color w:val="000000" w:themeColor="text1"/>
+                <w:sz w:val="20"/>
+                <w:szCs w:val="20"/>
+                <w:lang w:eastAsia="es-CL"/>
+              </w:rPr>
+              <w:t>Workbench</w:t>
+            </w:r>
+            <w:proofErr w:type="spellEnd"/>
+            <w:r>
+              <w:rPr>
+                <w:rFonts w:ascii="Calibri" w:hAnsi="Calibri" w:cs="Arial"/>
+                <w:i/>
+                <w:color w:val="000000" w:themeColor="text1"/>
+                <w:sz w:val="20"/>
+                <w:szCs w:val="20"/>
+                <w:lang w:eastAsia="es-CL"/>
+              </w:rPr>
+              <w:t xml:space="preserve"> para las operaciones CRUD, la creación de tabla</w:t>
             </w:r>
             <w:r>
               <w:rPr>
@@ -2672,8 +2772,21 @@
                 <w:szCs w:val="20"/>
                 <w:lang w:eastAsia="es-CL"/>
               </w:rPr>
-              <w:t xml:space="preserve"> Hibernate</w:t>
-            </w:r>
+              <w:t xml:space="preserve"> </w:t>
+            </w:r>
+            <w:proofErr w:type="spellStart"/>
+            <w:r>
+              <w:rPr>
+                <w:rFonts w:ascii="Calibri" w:hAnsi="Calibri" w:cs="Arial"/>
+                <w:i/>
+                <w:color w:val="000000" w:themeColor="text1"/>
+                <w:sz w:val="20"/>
+                <w:szCs w:val="20"/>
+                <w:lang w:eastAsia="es-CL"/>
+              </w:rPr>
+              <w:t>Hibernate</w:t>
+            </w:r>
+            <w:proofErr w:type="spellEnd"/>
             <w:r>
               <w:rPr>
                 <w:rFonts w:ascii="Calibri" w:hAnsi="Calibri" w:cs="Arial"/>
@@ -2760,7 +2873,31 @@
                 <w:szCs w:val="20"/>
                 <w:lang w:eastAsia="es-CL"/>
               </w:rPr>
-              <w:t xml:space="preserve"> los roles admin y usuario.</w:t>
+              <w:t xml:space="preserve"> los roles </w:t>
+            </w:r>
+            <w:proofErr w:type="spellStart"/>
+            <w:r>
+              <w:rPr>
+                <w:rFonts w:ascii="Calibri" w:hAnsi="Calibri" w:cs="Arial"/>
+                <w:i/>
+                <w:color w:val="000000" w:themeColor="text1"/>
+                <w:sz w:val="20"/>
+                <w:szCs w:val="20"/>
+                <w:lang w:eastAsia="es-CL"/>
+              </w:rPr>
+              <w:t>admin</w:t>
+            </w:r>
+            <w:proofErr w:type="spellEnd"/>
+            <w:r>
+              <w:rPr>
+                <w:rFonts w:ascii="Calibri" w:hAnsi="Calibri" w:cs="Arial"/>
+                <w:i/>
+                <w:color w:val="000000" w:themeColor="text1"/>
+                <w:sz w:val="20"/>
+                <w:szCs w:val="20"/>
+                <w:lang w:eastAsia="es-CL"/>
+              </w:rPr>
+              <w:t xml:space="preserve"> y usuario.</w:t>
             </w:r>
           </w:p>
           <w:p>
@@ -3286,6 +3423,7 @@
               </w:rPr>
               <w:t xml:space="preserve">eb </w:t>
             </w:r>
+            <w:proofErr w:type="spellStart"/>
             <w:r>
               <w:rPr>
                 <w:rFonts w:ascii="Calibri" w:hAnsi="Calibri" w:cs="Arial"/>
@@ -3306,7 +3444,19 @@
                 <w:szCs w:val="20"/>
                 <w:lang w:eastAsia="es-CL"/>
               </w:rPr>
-              <w:t xml:space="preserve">ackend con </w:t>
+              <w:t>ackend</w:t>
+            </w:r>
+            <w:proofErr w:type="spellEnd"/>
+            <w:r>
+              <w:rPr>
+                <w:rFonts w:ascii="Calibri" w:hAnsi="Calibri" w:cs="Arial"/>
+                <w:i/>
+                <w:color w:val="000000" w:themeColor="text1"/>
+                <w:sz w:val="20"/>
+                <w:szCs w:val="20"/>
+                <w:lang w:eastAsia="es-CL"/>
+              </w:rPr>
+              <w:t xml:space="preserve"> con </w:t>
             </w:r>
             <w:r>
               <w:rPr>
@@ -3352,6 +3502,7 @@
               </w:rPr>
               <w:t xml:space="preserve">pring y </w:t>
             </w:r>
+            <w:proofErr w:type="spellStart"/>
             <w:r>
               <w:rPr>
                 <w:rFonts w:ascii="Calibri" w:hAnsi="Calibri" w:cs="Arial"/>
@@ -3396,6 +3547,7 @@
               </w:rPr>
               <w:t>ql</w:t>
             </w:r>
+            <w:proofErr w:type="spellEnd"/>
             <w:r>
               <w:rPr>
                 <w:rFonts w:ascii="Calibri" w:hAnsi="Calibri" w:cs="Arial"/>
@@ -3916,6 +4068,7 @@
               </w:rPr>
               <w:t xml:space="preserve">ramework que implementaré, el sistema de base de datos, la plataforma </w:t>
             </w:r>
+            <w:proofErr w:type="spellStart"/>
             <w:r>
               <w:rPr>
                 <w:rFonts w:ascii="Calibri" w:hAnsi="Calibri" w:cs="Arial"/>
@@ -3936,7 +4089,19 @@
                 <w:szCs w:val="20"/>
                 <w:lang w:eastAsia="es-CL"/>
               </w:rPr>
-              <w:t>ostman para realizar pruebas, etc</w:t>
+              <w:t>ostman</w:t>
+            </w:r>
+            <w:proofErr w:type="spellEnd"/>
+            <w:r>
+              <w:rPr>
+                <w:rFonts w:ascii="Calibri" w:hAnsi="Calibri" w:cs="Arial"/>
+                <w:i/>
+                <w:color w:val="000000" w:themeColor="text1"/>
+                <w:sz w:val="20"/>
+                <w:szCs w:val="20"/>
+                <w:lang w:eastAsia="es-CL"/>
+              </w:rPr>
+              <w:t xml:space="preserve"> para realizar pruebas, etc</w:t>
             </w:r>
             <w:r>
               <w:rPr>
@@ -4797,6 +4962,7 @@
               </w:rPr>
               <w:t xml:space="preserve">el </w:t>
             </w:r>
+            <w:proofErr w:type="spellStart"/>
             <w:r>
               <w:rPr>
                 <w:rFonts w:ascii="Calibri" w:hAnsi="Calibri" w:cs="Arial"/>
@@ -4808,6 +4974,7 @@
               </w:rPr>
               <w:t>feedback</w:t>
             </w:r>
+            <w:proofErr w:type="spellEnd"/>
             <w:r>
               <w:rPr>
                 <w:rFonts w:ascii="Calibri" w:hAnsi="Calibri" w:cs="Arial"/>
@@ -5887,7 +6054,19 @@
                 <w:szCs w:val="20"/>
                 <w:lang w:eastAsia="es-CL"/>
               </w:rPr>
-              <w:t xml:space="preserve"> sprint</w:t>
+              <w:t xml:space="preserve"> </w:t>
+            </w:r>
+            <w:proofErr w:type="spellStart"/>
+            <w:r>
+              <w:rPr>
+                <w:rFonts w:ascii="Calibri" w:hAnsi="Calibri" w:cs="Arial"/>
+                <w:i/>
+                <w:color w:val="000000" w:themeColor="text1"/>
+                <w:sz w:val="20"/>
+                <w:szCs w:val="20"/>
+                <w:lang w:eastAsia="es-CL"/>
+              </w:rPr>
+              <w:t>sprint</w:t>
             </w:r>
             <w:r>
               <w:rPr>
@@ -5900,6 +6079,7 @@
               </w:rPr>
               <w:t>s</w:t>
             </w:r>
+            <w:proofErr w:type="spellEnd"/>
             <w:r>
               <w:rPr>
                 <w:rFonts w:ascii="Calibri" w:hAnsi="Calibri" w:cs="Arial"/>
@@ -6161,6 +6341,7 @@
               </w:rPr>
               <w:t xml:space="preserve">clases </w:t>
             </w:r>
+            <w:proofErr w:type="spellStart"/>
             <w:r>
               <w:rPr>
                 <w:bCs/>
@@ -6168,7 +6349,17 @@
                 <w:sz w:val="20"/>
                 <w:szCs w:val="20"/>
               </w:rPr>
-              <w:t>model y se</w:t>
+              <w:t>model</w:t>
+            </w:r>
+            <w:proofErr w:type="spellEnd"/>
+            <w:r>
+              <w:rPr>
+                <w:bCs/>
+                <w:iCs/>
+                <w:sz w:val="20"/>
+                <w:szCs w:val="20"/>
+              </w:rPr>
+              <w:t xml:space="preserve"> y se</w:t>
             </w:r>
             <w:r>
               <w:rPr>
@@ -6274,8 +6465,9 @@
                 <w:sz w:val="20"/>
                 <w:szCs w:val="20"/>
               </w:rPr>
-              <w:t>rea</w:t>
-            </w:r>
+              <w:t xml:space="preserve">rea el </w:t>
+            </w:r>
+            <w:proofErr w:type="spellStart"/>
             <w:r>
               <w:rPr>
                 <w:rFonts w:cstheme="minorHAnsi"/>
@@ -6283,8 +6475,9 @@
                 <w:sz w:val="20"/>
                 <w:szCs w:val="20"/>
               </w:rPr>
-              <w:t xml:space="preserve"> el</w:t>
-            </w:r>
+              <w:t>template</w:t>
+            </w:r>
+            <w:proofErr w:type="spellEnd"/>
             <w:r>
               <w:rPr>
                 <w:rFonts w:cstheme="minorHAnsi"/>
@@ -6292,8 +6485,9 @@
                 <w:sz w:val="20"/>
                 <w:szCs w:val="20"/>
               </w:rPr>
-              <w:t xml:space="preserve"> </w:t>
-            </w:r>
+              <w:t xml:space="preserve">, el </w:t>
+            </w:r>
+            <w:proofErr w:type="spellStart"/>
             <w:r>
               <w:rPr>
                 <w:rFonts w:cstheme="minorHAnsi"/>
@@ -6301,8 +6495,9 @@
                 <w:sz w:val="20"/>
                 <w:szCs w:val="20"/>
               </w:rPr>
-              <w:t>t</w:t>
-            </w:r>
+              <w:t>header</w:t>
+            </w:r>
+            <w:proofErr w:type="spellEnd"/>
             <w:r>
               <w:rPr>
                 <w:rFonts w:cstheme="minorHAnsi"/>
@@ -6310,8 +6505,9 @@
                 <w:sz w:val="20"/>
                 <w:szCs w:val="20"/>
               </w:rPr>
-              <w:t>emplate,</w:t>
-            </w:r>
+              <w:t xml:space="preserve">, el </w:t>
+            </w:r>
+            <w:proofErr w:type="spellStart"/>
             <w:r>
               <w:rPr>
                 <w:rFonts w:cstheme="minorHAnsi"/>
@@ -6319,8 +6515,9 @@
                 <w:sz w:val="20"/>
                 <w:szCs w:val="20"/>
               </w:rPr>
-              <w:t xml:space="preserve"> el h</w:t>
-            </w:r>
+              <w:t>footer</w:t>
+            </w:r>
+            <w:proofErr w:type="spellEnd"/>
             <w:r>
               <w:rPr>
                 <w:rFonts w:cstheme="minorHAnsi"/>
@@ -6328,8 +6525,9 @@
                 <w:sz w:val="20"/>
                 <w:szCs w:val="20"/>
               </w:rPr>
-              <w:t>eader,</w:t>
-            </w:r>
+              <w:t xml:space="preserve">, la clase </w:t>
+            </w:r>
+            <w:proofErr w:type="spellStart"/>
             <w:r>
               <w:rPr>
                 <w:rFonts w:cstheme="minorHAnsi"/>
@@ -6337,8 +6535,9 @@
                 <w:sz w:val="20"/>
                 <w:szCs w:val="20"/>
               </w:rPr>
-              <w:t xml:space="preserve"> el f</w:t>
-            </w:r>
+              <w:t>service</w:t>
+            </w:r>
+            <w:proofErr w:type="spellEnd"/>
             <w:r>
               <w:rPr>
                 <w:rFonts w:cstheme="minorHAnsi"/>
@@ -6346,26 +6545,32 @@
                 <w:sz w:val="20"/>
                 <w:szCs w:val="20"/>
               </w:rPr>
-              <w:t xml:space="preserve">ooter, </w:t>
+              <w:t>,</w:t>
             </w:r>
             <w:r>
               <w:rPr>
                 <w:rFonts w:cstheme="minorHAnsi"/>
-                <w:bCs/>
-                <w:sz w:val="20"/>
-                <w:szCs w:val="20"/>
-              </w:rPr>
-              <w:t>la clase s</w:t>
-            </w:r>
+                <w:iCs/>
+                <w:color w:val="000000" w:themeColor="text1"/>
+                <w:sz w:val="20"/>
+                <w:szCs w:val="20"/>
+                <w:lang w:eastAsia="es-CL"/>
+              </w:rPr>
+              <w:t xml:space="preserve"> la clase </w:t>
+            </w:r>
+            <w:proofErr w:type="spellStart"/>
             <w:r>
               <w:rPr>
                 <w:rFonts w:cstheme="minorHAnsi"/>
-                <w:bCs/>
-                <w:sz w:val="20"/>
-                <w:szCs w:val="20"/>
-              </w:rPr>
-              <w:t>ervice,</w:t>
-            </w:r>
+                <w:iCs/>
+                <w:color w:val="000000" w:themeColor="text1"/>
+                <w:sz w:val="20"/>
+                <w:szCs w:val="20"/>
+                <w:lang w:eastAsia="es-CL"/>
+              </w:rPr>
+              <w:t>controller</w:t>
+            </w:r>
+            <w:proofErr w:type="spellEnd"/>
             <w:r>
               <w:rPr>
                 <w:rFonts w:cstheme="minorHAnsi"/>
@@ -6375,8 +6580,9 @@
                 <w:szCs w:val="20"/>
                 <w:lang w:eastAsia="es-CL"/>
               </w:rPr>
-              <w:t xml:space="preserve"> </w:t>
-            </w:r>
+              <w:t xml:space="preserve"> y las </w:t>
+            </w:r>
+            <w:proofErr w:type="spellStart"/>
             <w:r>
               <w:rPr>
                 <w:rFonts w:cstheme="minorHAnsi"/>
@@ -6386,41 +6592,9 @@
                 <w:szCs w:val="20"/>
                 <w:lang w:eastAsia="es-CL"/>
               </w:rPr>
-              <w:t>la clase c</w:t>
-            </w:r>
-            <w:r>
-              <w:rPr>
-                <w:rFonts w:cstheme="minorHAnsi"/>
-                <w:iCs/>
-                <w:color w:val="000000" w:themeColor="text1"/>
-                <w:sz w:val="20"/>
-                <w:szCs w:val="20"/>
-                <w:lang w:eastAsia="es-CL"/>
-              </w:rPr>
-              <w:t xml:space="preserve">ontroller y </w:t>
-            </w:r>
-            <w:r>
-              <w:rPr>
-                <w:rFonts w:cstheme="minorHAnsi"/>
-                <w:iCs/>
-                <w:color w:val="000000" w:themeColor="text1"/>
-                <w:sz w:val="20"/>
-                <w:szCs w:val="20"/>
-                <w:lang w:eastAsia="es-CL"/>
-              </w:rPr>
-              <w:t>las v</w:t>
-            </w:r>
-            <w:r>
-              <w:rPr>
-                <w:rFonts w:cstheme="minorHAnsi"/>
-                <w:iCs/>
-                <w:color w:val="000000" w:themeColor="text1"/>
-                <w:sz w:val="20"/>
-                <w:szCs w:val="20"/>
-                <w:lang w:eastAsia="es-CL"/>
-              </w:rPr>
-              <w:t>iews</w:t>
-            </w:r>
+              <w:t>views</w:t>
+            </w:r>
+            <w:proofErr w:type="spellEnd"/>
             <w:r>
               <w:rPr>
                 <w:rFonts w:cstheme="minorHAnsi"/>
@@ -6487,40 +6661,7 @@
                 <w:szCs w:val="20"/>
                 <w:lang w:eastAsia="es-CL"/>
               </w:rPr>
-              <w:t>Se i</w:t>
-            </w:r>
-            <w:r>
-              <w:rPr>
-                <w:rFonts w:ascii="Calibri" w:hAnsi="Calibri" w:cs="Arial"/>
-                <w:iCs/>
-                <w:color w:val="000000" w:themeColor="text1"/>
-                <w:sz w:val="20"/>
-                <w:szCs w:val="20"/>
-                <w:lang w:eastAsia="es-CL"/>
-              </w:rPr>
-              <w:t>mplementa</w:t>
-            </w:r>
-            <w:r>
-              <w:rPr>
-                <w:rFonts w:ascii="Calibri" w:hAnsi="Calibri" w:cs="Arial"/>
-                <w:iCs/>
-                <w:color w:val="000000" w:themeColor="text1"/>
-                <w:sz w:val="20"/>
-                <w:szCs w:val="20"/>
-                <w:lang w:eastAsia="es-CL"/>
-              </w:rPr>
-              <w:t xml:space="preserve">n </w:t>
-            </w:r>
-            <w:r>
-              <w:rPr>
-                <w:rFonts w:ascii="Calibri" w:hAnsi="Calibri" w:cs="Arial"/>
-                <w:iCs/>
-                <w:color w:val="000000" w:themeColor="text1"/>
-                <w:sz w:val="20"/>
-                <w:szCs w:val="20"/>
-                <w:lang w:eastAsia="es-CL"/>
-              </w:rPr>
-              <w:t>métodos</w:t>
+              <w:t>Se implementan métodos</w:t>
             </w:r>
             <w:r>
               <w:rPr>
@@ -6542,18 +6683,7 @@
                 <w:szCs w:val="20"/>
                 <w:lang w:eastAsia="es-CL"/>
               </w:rPr>
-              <w:t xml:space="preserve"> y </w:t>
-            </w:r>
-            <w:r>
-              <w:rPr>
-                <w:rFonts w:ascii="Calibri" w:hAnsi="Calibri" w:cs="Arial"/>
-                <w:iCs/>
-                <w:color w:val="000000" w:themeColor="text1"/>
-                <w:sz w:val="20"/>
-                <w:szCs w:val="20"/>
-                <w:lang w:eastAsia="es-CL"/>
-              </w:rPr>
-              <w:t>funcionalidades</w:t>
+              <w:t xml:space="preserve"> y funcionalidades</w:t>
             </w:r>
             <w:r>
               <w:rPr>
@@ -6601,31 +6731,13 @@
                 <w:color w:val="00B050"/>
                 <w:lang w:eastAsia="es-CL"/>
               </w:rPr>
-              <w:t xml:space="preserve">Sprint </w:t>
+              <w:t>Sprint 4:</w:t>
             </w:r>
             <w:r>
               <w:rPr>
                 <w:rFonts w:ascii="Calibri" w:hAnsi="Calibri" w:cs="Arial"/>
                 <w:iCs/>
                 <w:color w:val="00B050"/>
-                <w:lang w:eastAsia="es-CL"/>
-              </w:rPr>
-              <w:t>4</w:t>
-            </w:r>
-            <w:r>
-              <w:rPr>
-                <w:rFonts w:ascii="Calibri" w:hAnsi="Calibri" w:cs="Arial"/>
-                <w:iCs/>
-                <w:color w:val="00B050"/>
-                <w:lang w:eastAsia="es-CL"/>
-              </w:rPr>
-              <w:t>:</w:t>
-            </w:r>
-            <w:r>
-              <w:rPr>
-                <w:rFonts w:ascii="Calibri" w:hAnsi="Calibri" w:cs="Arial"/>
-                <w:iCs/>
-                <w:color w:val="00B050"/>
                 <w:sz w:val="20"/>
                 <w:szCs w:val="20"/>
                 <w:lang w:eastAsia="es-CL"/>
@@ -6641,73 +6753,7 @@
                 <w:szCs w:val="20"/>
                 <w:lang w:eastAsia="es-CL"/>
               </w:rPr>
-              <w:t>Se realizan p</w:t>
-            </w:r>
-            <w:r>
-              <w:rPr>
-                <w:rFonts w:ascii="Calibri" w:hAnsi="Calibri" w:cs="Arial"/>
-                <w:iCs/>
-                <w:color w:val="000000" w:themeColor="text1"/>
-                <w:sz w:val="20"/>
-                <w:szCs w:val="20"/>
-                <w:lang w:eastAsia="es-CL"/>
-              </w:rPr>
-              <w:t>ruebas</w:t>
-            </w:r>
-            <w:r>
-              <w:rPr>
-                <w:rFonts w:ascii="Calibri" w:hAnsi="Calibri" w:cs="Arial"/>
-                <w:iCs/>
-                <w:color w:val="000000" w:themeColor="text1"/>
-                <w:sz w:val="20"/>
-                <w:szCs w:val="20"/>
-                <w:lang w:eastAsia="es-CL"/>
-              </w:rPr>
-              <w:t>, por ejemplo,</w:t>
-            </w:r>
-            <w:r>
-              <w:rPr>
-                <w:rFonts w:ascii="Calibri" w:hAnsi="Calibri" w:cs="Arial"/>
-                <w:iCs/>
-                <w:color w:val="000000" w:themeColor="text1"/>
-                <w:sz w:val="20"/>
-                <w:szCs w:val="20"/>
-                <w:lang w:eastAsia="es-CL"/>
-              </w:rPr>
-              <w:t xml:space="preserve"> redirección </w:t>
-            </w:r>
-            <w:r>
-              <w:rPr>
-                <w:rFonts w:ascii="Calibri" w:hAnsi="Calibri" w:cs="Arial"/>
-                <w:iCs/>
-                <w:color w:val="000000" w:themeColor="text1"/>
-                <w:sz w:val="20"/>
-                <w:szCs w:val="20"/>
-                <w:lang w:eastAsia="es-CL"/>
-              </w:rPr>
-              <w:t>entre páginas, visualización de</w:t>
-            </w:r>
-            <w:r>
-              <w:rPr>
-                <w:rFonts w:ascii="Calibri" w:hAnsi="Calibri" w:cs="Arial"/>
-                <w:iCs/>
-                <w:color w:val="000000" w:themeColor="text1"/>
-                <w:sz w:val="20"/>
-                <w:szCs w:val="20"/>
-                <w:lang w:eastAsia="es-CL"/>
-              </w:rPr>
-              <w:t xml:space="preserve"> productos</w:t>
-            </w:r>
-            <w:r>
-              <w:rPr>
-                <w:rFonts w:ascii="Calibri" w:hAnsi="Calibri" w:cs="Arial"/>
-                <w:iCs/>
-                <w:color w:val="000000" w:themeColor="text1"/>
-                <w:sz w:val="20"/>
-                <w:szCs w:val="20"/>
-                <w:lang w:eastAsia="es-CL"/>
-              </w:rPr>
-              <w:t>, etc.</w:t>
+              <w:t>Se realizan pruebas, por ejemplo, redirección entre páginas, visualización de productos, etc.</w:t>
             </w:r>
           </w:p>
           <w:p>
@@ -6733,31 +6779,13 @@
                 <w:color w:val="00B050"/>
                 <w:lang w:eastAsia="es-CL"/>
               </w:rPr>
-              <w:t xml:space="preserve">Sprint </w:t>
+              <w:t>Sprint 5:</w:t>
             </w:r>
             <w:r>
               <w:rPr>
                 <w:rFonts w:ascii="Calibri" w:hAnsi="Calibri" w:cs="Arial"/>
                 <w:iCs/>
                 <w:color w:val="00B050"/>
-                <w:lang w:eastAsia="es-CL"/>
-              </w:rPr>
-              <w:t>5</w:t>
-            </w:r>
-            <w:r>
-              <w:rPr>
-                <w:rFonts w:ascii="Calibri" w:hAnsi="Calibri" w:cs="Arial"/>
-                <w:iCs/>
-                <w:color w:val="00B050"/>
-                <w:lang w:eastAsia="es-CL"/>
-              </w:rPr>
-              <w:t>:</w:t>
-            </w:r>
-            <w:r>
-              <w:rPr>
-                <w:rFonts w:ascii="Calibri" w:hAnsi="Calibri" w:cs="Arial"/>
-                <w:iCs/>
-                <w:color w:val="00B050"/>
                 <w:sz w:val="20"/>
                 <w:szCs w:val="20"/>
                 <w:lang w:eastAsia="es-CL"/>
@@ -6773,73 +6801,31 @@
                 <w:szCs w:val="20"/>
                 <w:lang w:eastAsia="es-CL"/>
               </w:rPr>
-              <w:t>Se lleva a cabo la a</w:t>
-            </w:r>
-            <w:r>
-              <w:rPr>
-                <w:rFonts w:ascii="Calibri" w:hAnsi="Calibri" w:cs="Arial"/>
-                <w:iCs/>
-                <w:color w:val="000000" w:themeColor="text1"/>
-                <w:sz w:val="20"/>
-                <w:szCs w:val="20"/>
-                <w:lang w:eastAsia="es-CL"/>
-              </w:rPr>
-              <w:t>utenticación de usuario</w:t>
-            </w:r>
-            <w:r>
-              <w:rPr>
-                <w:rFonts w:ascii="Calibri" w:hAnsi="Calibri" w:cs="Arial"/>
-                <w:iCs/>
-                <w:color w:val="000000" w:themeColor="text1"/>
-                <w:sz w:val="20"/>
-                <w:szCs w:val="20"/>
-                <w:lang w:eastAsia="es-CL"/>
-              </w:rPr>
-              <w:t>, login, tipos de usuario</w:t>
-            </w:r>
-            <w:r>
-              <w:rPr>
-                <w:rFonts w:ascii="Calibri" w:hAnsi="Calibri" w:cs="Arial"/>
-                <w:iCs/>
-                <w:color w:val="000000" w:themeColor="text1"/>
-                <w:sz w:val="20"/>
-                <w:szCs w:val="20"/>
-                <w:lang w:eastAsia="es-CL"/>
-              </w:rPr>
-              <w:t xml:space="preserve"> y</w:t>
-            </w:r>
-            <w:r>
-              <w:rPr>
-                <w:rFonts w:ascii="Calibri" w:hAnsi="Calibri" w:cs="Arial"/>
-                <w:iCs/>
-                <w:color w:val="000000" w:themeColor="text1"/>
-                <w:sz w:val="20"/>
-                <w:szCs w:val="20"/>
-                <w:lang w:eastAsia="es-CL"/>
-              </w:rPr>
-              <w:t xml:space="preserve"> </w:t>
-            </w:r>
-            <w:r>
-              <w:rPr>
-                <w:rFonts w:ascii="Calibri" w:hAnsi="Calibri" w:cs="Arial"/>
-                <w:iCs/>
-                <w:color w:val="000000" w:themeColor="text1"/>
-                <w:sz w:val="20"/>
-                <w:szCs w:val="20"/>
-                <w:lang w:eastAsia="es-CL"/>
-              </w:rPr>
-              <w:t>funcionalidades generales</w:t>
-            </w:r>
-            <w:r>
-              <w:rPr>
-                <w:rFonts w:ascii="Calibri" w:hAnsi="Calibri" w:cs="Arial"/>
-                <w:iCs/>
-                <w:color w:val="000000" w:themeColor="text1"/>
-                <w:sz w:val="20"/>
-                <w:szCs w:val="20"/>
-                <w:lang w:eastAsia="es-CL"/>
-              </w:rPr>
-              <w:t>.</w:t>
+              <w:t xml:space="preserve">Se lleva a cabo la autenticación de usuario, </w:t>
+            </w:r>
+            <w:proofErr w:type="spellStart"/>
+            <w:r>
+              <w:rPr>
+                <w:rFonts w:ascii="Calibri" w:hAnsi="Calibri" w:cs="Arial"/>
+                <w:iCs/>
+                <w:color w:val="000000" w:themeColor="text1"/>
+                <w:sz w:val="20"/>
+                <w:szCs w:val="20"/>
+                <w:lang w:eastAsia="es-CL"/>
+              </w:rPr>
+              <w:t>login</w:t>
+            </w:r>
+            <w:proofErr w:type="spellEnd"/>
+            <w:r>
+              <w:rPr>
+                <w:rFonts w:ascii="Calibri" w:hAnsi="Calibri" w:cs="Arial"/>
+                <w:iCs/>
+                <w:color w:val="000000" w:themeColor="text1"/>
+                <w:sz w:val="20"/>
+                <w:szCs w:val="20"/>
+                <w:lang w:eastAsia="es-CL"/>
+              </w:rPr>
+              <w:t>, tipos de usuario y funcionalidades generales.</w:t>
             </w:r>
           </w:p>
           <w:p>
@@ -6865,443 +6851,536 @@
                 <w:color w:val="00B050"/>
                 <w:lang w:eastAsia="es-CL"/>
               </w:rPr>
-              <w:t xml:space="preserve">Sprint </w:t>
+              <w:t>Sprint 6:</w:t>
             </w:r>
             <w:r>
               <w:rPr>
                 <w:rFonts w:ascii="Calibri" w:hAnsi="Calibri" w:cs="Arial"/>
                 <w:iCs/>
                 <w:color w:val="00B050"/>
-                <w:lang w:eastAsia="es-CL"/>
-              </w:rPr>
-              <w:t>6</w:t>
-            </w:r>
-            <w:r>
-              <w:rPr>
-                <w:rFonts w:ascii="Calibri" w:hAnsi="Calibri" w:cs="Arial"/>
-                <w:iCs/>
-                <w:color w:val="00B050"/>
+                <w:sz w:val="20"/>
+                <w:szCs w:val="20"/>
+                <w:lang w:eastAsia="es-CL"/>
+              </w:rPr>
+              <w:t xml:space="preserve"> </w:t>
+            </w:r>
+            <w:r>
+              <w:rPr>
+                <w:rFonts w:ascii="Calibri" w:hAnsi="Calibri" w:cs="Arial"/>
+                <w:iCs/>
+                <w:color w:val="000000" w:themeColor="text1"/>
+                <w:sz w:val="20"/>
+                <w:szCs w:val="20"/>
+                <w:lang w:eastAsia="es-CL"/>
+              </w:rPr>
+              <w:t xml:space="preserve">Se </w:t>
+            </w:r>
+            <w:r>
+              <w:rPr>
+                <w:rFonts w:ascii="Calibri" w:hAnsi="Calibri" w:cs="Arial"/>
+                <w:iCs/>
+                <w:color w:val="000000" w:themeColor="text1"/>
+                <w:sz w:val="20"/>
+                <w:szCs w:val="20"/>
+                <w:lang w:eastAsia="es-CL"/>
+              </w:rPr>
+              <w:t>aplica la s</w:t>
+            </w:r>
+            <w:r>
+              <w:rPr>
+                <w:rFonts w:ascii="Calibri" w:hAnsi="Calibri" w:cs="Arial"/>
+                <w:iCs/>
+                <w:color w:val="000000" w:themeColor="text1"/>
+                <w:sz w:val="20"/>
+                <w:szCs w:val="20"/>
+                <w:lang w:eastAsia="es-CL"/>
+              </w:rPr>
+              <w:t>eguridad</w:t>
+            </w:r>
+            <w:r>
+              <w:rPr>
+                <w:rFonts w:ascii="Calibri" w:hAnsi="Calibri" w:cs="Arial"/>
+                <w:iCs/>
+                <w:color w:val="000000" w:themeColor="text1"/>
+                <w:sz w:val="20"/>
+                <w:szCs w:val="20"/>
+                <w:lang w:eastAsia="es-CL"/>
+              </w:rPr>
+              <w:t>, protección de claves,</w:t>
+            </w:r>
+            <w:r>
+              <w:rPr>
+                <w:rFonts w:ascii="Calibri" w:hAnsi="Calibri" w:cs="Arial"/>
+                <w:iCs/>
+                <w:color w:val="000000" w:themeColor="text1"/>
+                <w:sz w:val="20"/>
+                <w:szCs w:val="20"/>
+                <w:lang w:eastAsia="es-CL"/>
+              </w:rPr>
+              <w:t xml:space="preserve"> configuración</w:t>
+            </w:r>
+            <w:r>
+              <w:rPr>
+                <w:rFonts w:ascii="Calibri" w:hAnsi="Calibri" w:cs="Arial"/>
+                <w:iCs/>
+                <w:color w:val="000000" w:themeColor="text1"/>
+                <w:sz w:val="20"/>
+                <w:szCs w:val="20"/>
+                <w:lang w:eastAsia="es-CL"/>
+              </w:rPr>
+              <w:t xml:space="preserve"> y pruebas</w:t>
+            </w:r>
+            <w:r>
+              <w:rPr>
+                <w:rFonts w:ascii="Calibri" w:hAnsi="Calibri" w:cs="Arial"/>
+                <w:iCs/>
+                <w:color w:val="000000" w:themeColor="text1"/>
+                <w:sz w:val="20"/>
+                <w:szCs w:val="20"/>
+                <w:lang w:eastAsia="es-CL"/>
+              </w:rPr>
+              <w:t xml:space="preserve"> final</w:t>
+            </w:r>
+            <w:r>
+              <w:rPr>
+                <w:rFonts w:ascii="Calibri" w:hAnsi="Calibri" w:cs="Arial"/>
+                <w:iCs/>
+                <w:color w:val="000000" w:themeColor="text1"/>
+                <w:sz w:val="20"/>
+                <w:szCs w:val="20"/>
+                <w:lang w:eastAsia="es-CL"/>
+              </w:rPr>
+              <w:t>es del proyecto.</w:t>
+            </w:r>
+          </w:p>
+          <w:p>
+            <w:pPr>
+              <w:jc w:val="both"/>
+              <w:rPr>
+                <w:rFonts w:ascii="Calibri" w:hAnsi="Calibri" w:cs="Arial"/>
+                <w:i/>
+                <w:color w:val="000000" w:themeColor="text1"/>
+                <w:sz w:val="20"/>
+                <w:szCs w:val="20"/>
+                <w:lang w:eastAsia="es-CL"/>
+              </w:rPr>
+            </w:pPr>
+          </w:p>
+          <w:p>
+            <w:pPr>
+              <w:jc w:val="both"/>
+              <w:rPr>
+                <w:rFonts w:ascii="Calibri" w:hAnsi="Calibri" w:cs="Arial"/>
+                <w:i/>
+                <w:color w:val="000000" w:themeColor="text1"/>
+                <w:sz w:val="20"/>
+                <w:szCs w:val="20"/>
+                <w:lang w:eastAsia="es-CL"/>
+              </w:rPr>
+            </w:pPr>
+            <w:r>
+              <w:rPr>
+                <w:rFonts w:ascii="Calibri" w:hAnsi="Calibri" w:cs="Arial"/>
+                <w:i/>
+                <w:color w:val="000000" w:themeColor="text1"/>
+                <w:sz w:val="20"/>
+                <w:szCs w:val="20"/>
+                <w:lang w:eastAsia="es-CL"/>
+              </w:rPr>
+              <w:t>Roles:</w:t>
+            </w:r>
+          </w:p>
+          <w:p>
+            <w:pPr>
+              <w:jc w:val="both"/>
+              <w:rPr>
+                <w:rFonts w:ascii="Calibri" w:hAnsi="Calibri" w:cs="Arial"/>
+                <w:i/>
+                <w:color w:val="000000" w:themeColor="text1"/>
+                <w:sz w:val="20"/>
+                <w:szCs w:val="20"/>
+                <w:lang w:eastAsia="es-CL"/>
+              </w:rPr>
+            </w:pPr>
+          </w:p>
+          <w:p>
+            <w:pPr>
+              <w:rPr>
+                <w:rFonts w:ascii="Calibri" w:hAnsi="Calibri" w:cs="Arial"/>
+                <w:i/>
+                <w:color w:val="000000" w:themeColor="text1"/>
+                <w:sz w:val="20"/>
+                <w:szCs w:val="20"/>
+                <w:lang w:eastAsia="es-CL"/>
+              </w:rPr>
+            </w:pPr>
+            <w:proofErr w:type="spellStart"/>
+            <w:r>
+              <w:rPr>
+                <w:rFonts w:ascii="Calibri" w:hAnsi="Calibri" w:cs="Arial"/>
+                <w:i/>
+                <w:color w:val="00B0F0"/>
+                <w:sz w:val="20"/>
+                <w:szCs w:val="20"/>
+                <w:lang w:eastAsia="es-CL"/>
+              </w:rPr>
+              <w:t>Product</w:t>
+            </w:r>
+            <w:proofErr w:type="spellEnd"/>
+            <w:r>
+              <w:rPr>
+                <w:rFonts w:ascii="Calibri" w:hAnsi="Calibri" w:cs="Arial"/>
+                <w:i/>
+                <w:color w:val="00B0F0"/>
+                <w:sz w:val="20"/>
+                <w:szCs w:val="20"/>
+                <w:lang w:eastAsia="es-CL"/>
+              </w:rPr>
+              <w:t xml:space="preserve"> </w:t>
+            </w:r>
+            <w:proofErr w:type="spellStart"/>
+            <w:r>
+              <w:rPr>
+                <w:rFonts w:ascii="Calibri" w:hAnsi="Calibri" w:cs="Arial"/>
+                <w:i/>
+                <w:color w:val="00B0F0"/>
+                <w:sz w:val="20"/>
+                <w:szCs w:val="20"/>
+                <w:lang w:eastAsia="es-CL"/>
+              </w:rPr>
+              <w:t>Owner</w:t>
+            </w:r>
+            <w:proofErr w:type="spellEnd"/>
+            <w:r>
+              <w:rPr>
+                <w:rFonts w:ascii="Calibri" w:hAnsi="Calibri" w:cs="Arial"/>
+                <w:i/>
+                <w:color w:val="00B0F0"/>
+                <w:sz w:val="20"/>
+                <w:szCs w:val="20"/>
+                <w:lang w:eastAsia="es-CL"/>
+              </w:rPr>
+              <w:t xml:space="preserve">: </w:t>
+            </w:r>
+            <w:r>
+              <w:rPr>
+                <w:rFonts w:ascii="Calibri" w:hAnsi="Calibri" w:cs="Arial"/>
+                <w:i/>
+                <w:color w:val="000000" w:themeColor="text1"/>
+                <w:sz w:val="20"/>
+                <w:szCs w:val="20"/>
+                <w:lang w:eastAsia="es-CL"/>
+              </w:rPr>
+              <w:t>Se</w:t>
+            </w:r>
+            <w:r>
+              <w:rPr>
+                <w:rFonts w:ascii="Calibri" w:hAnsi="Calibri" w:cs="Arial"/>
+                <w:i/>
+                <w:color w:val="000000" w:themeColor="text1"/>
+                <w:sz w:val="20"/>
+                <w:szCs w:val="20"/>
+                <w:lang w:eastAsia="es-CL"/>
+              </w:rPr>
+              <w:t xml:space="preserve"> reunirá</w:t>
+            </w:r>
+            <w:r>
+              <w:rPr>
+                <w:rFonts w:ascii="Calibri" w:hAnsi="Calibri" w:cs="Arial"/>
+                <w:i/>
+                <w:color w:val="000000" w:themeColor="text1"/>
+                <w:sz w:val="20"/>
+                <w:szCs w:val="20"/>
+                <w:lang w:eastAsia="es-CL"/>
+              </w:rPr>
+              <w:t xml:space="preserve"> con el cliente</w:t>
+            </w:r>
+            <w:r>
+              <w:rPr>
+                <w:rFonts w:ascii="Calibri" w:hAnsi="Calibri" w:cs="Arial"/>
+                <w:i/>
+                <w:color w:val="000000" w:themeColor="text1"/>
+                <w:sz w:val="20"/>
+                <w:szCs w:val="20"/>
+                <w:lang w:eastAsia="es-CL"/>
+              </w:rPr>
+              <w:t xml:space="preserve">, tomará los requerimientos necesarios, los objetivos del negocio, definirá las funcionalidades y creará el backlog para llevar a cabo el proyecto. </w:t>
+            </w:r>
+          </w:p>
+          <w:p>
+            <w:pPr>
+              <w:rPr>
+                <w:rFonts w:ascii="Calibri" w:hAnsi="Calibri" w:cs="Arial"/>
+                <w:i/>
+                <w:color w:val="000000" w:themeColor="text1"/>
+                <w:sz w:val="20"/>
+                <w:szCs w:val="20"/>
+                <w:lang w:eastAsia="es-CL"/>
+              </w:rPr>
+            </w:pPr>
+          </w:p>
+          <w:p>
+            <w:pPr>
+              <w:rPr>
+                <w:rFonts w:ascii="Calibri" w:hAnsi="Calibri" w:cs="Arial"/>
+                <w:i/>
+                <w:color w:val="000000" w:themeColor="text1"/>
+                <w:sz w:val="20"/>
+                <w:szCs w:val="20"/>
+                <w:lang w:eastAsia="es-CL"/>
+              </w:rPr>
+            </w:pPr>
+            <w:r>
+              <w:rPr>
+                <w:rFonts w:ascii="Calibri" w:hAnsi="Calibri" w:cs="Arial"/>
+                <w:i/>
+                <w:color w:val="00B0F0"/>
+                <w:sz w:val="20"/>
+                <w:szCs w:val="20"/>
+                <w:lang w:eastAsia="es-CL"/>
+              </w:rPr>
+              <w:t>Scrum Master:</w:t>
+            </w:r>
+            <w:r>
+              <w:rPr>
+                <w:rFonts w:ascii="Calibri" w:hAnsi="Calibri" w:cs="Arial"/>
+                <w:i/>
+                <w:color w:val="00B0F0"/>
+                <w:sz w:val="20"/>
+                <w:szCs w:val="20"/>
+                <w:lang w:eastAsia="es-CL"/>
+              </w:rPr>
+              <w:t xml:space="preserve"> </w:t>
+            </w:r>
+            <w:r>
+              <w:rPr>
+                <w:rFonts w:ascii="Calibri" w:hAnsi="Calibri" w:cs="Arial"/>
+                <w:i/>
+                <w:color w:val="000000" w:themeColor="text1"/>
+                <w:sz w:val="20"/>
+                <w:szCs w:val="20"/>
+                <w:lang w:eastAsia="es-CL"/>
+              </w:rPr>
+              <w:t>S</w:t>
+            </w:r>
+            <w:r>
+              <w:rPr>
+                <w:rFonts w:ascii="Calibri" w:hAnsi="Calibri" w:cs="Arial"/>
+                <w:i/>
+                <w:color w:val="000000" w:themeColor="text1"/>
+                <w:sz w:val="20"/>
+                <w:szCs w:val="20"/>
+                <w:lang w:eastAsia="es-CL"/>
+              </w:rPr>
+              <w:t xml:space="preserve">e encargará de </w:t>
+            </w:r>
+            <w:r>
+              <w:rPr>
+                <w:rFonts w:ascii="Calibri" w:hAnsi="Calibri" w:cs="Arial"/>
+                <w:i/>
+                <w:color w:val="000000" w:themeColor="text1"/>
+                <w:sz w:val="20"/>
+                <w:szCs w:val="20"/>
+                <w:lang w:eastAsia="es-CL"/>
+              </w:rPr>
+              <w:t xml:space="preserve">organizar las reuniones de planificación de </w:t>
+            </w:r>
+            <w:proofErr w:type="spellStart"/>
+            <w:r>
+              <w:rPr>
+                <w:rFonts w:ascii="Calibri" w:hAnsi="Calibri" w:cs="Arial"/>
+                <w:i/>
+                <w:color w:val="000000" w:themeColor="text1"/>
+                <w:sz w:val="20"/>
+                <w:szCs w:val="20"/>
+                <w:lang w:eastAsia="es-CL"/>
+              </w:rPr>
+              <w:t>sprints</w:t>
+            </w:r>
+            <w:proofErr w:type="spellEnd"/>
+            <w:r>
+              <w:rPr>
+                <w:rFonts w:ascii="Calibri" w:hAnsi="Calibri" w:cs="Arial"/>
+                <w:i/>
+                <w:color w:val="000000" w:themeColor="text1"/>
+                <w:sz w:val="20"/>
+                <w:szCs w:val="20"/>
+                <w:lang w:eastAsia="es-CL"/>
+              </w:rPr>
+              <w:t>, donde se eval</w:t>
+            </w:r>
+            <w:r>
+              <w:rPr>
+                <w:rFonts w:ascii="Calibri" w:hAnsi="Calibri" w:cs="Arial"/>
+                <w:i/>
+                <w:color w:val="000000" w:themeColor="text1"/>
+                <w:sz w:val="20"/>
+                <w:szCs w:val="20"/>
+                <w:lang w:eastAsia="es-CL"/>
+              </w:rPr>
+              <w:t>u</w:t>
+            </w:r>
+            <w:r>
+              <w:rPr>
+                <w:rFonts w:ascii="Calibri" w:hAnsi="Calibri" w:cs="Arial"/>
+                <w:i/>
+                <w:color w:val="000000" w:themeColor="text1"/>
+                <w:sz w:val="20"/>
+                <w:szCs w:val="20"/>
+                <w:lang w:eastAsia="es-CL"/>
+              </w:rPr>
+              <w:t>a</w:t>
+            </w:r>
+            <w:r>
+              <w:rPr>
+                <w:rFonts w:ascii="Calibri" w:hAnsi="Calibri" w:cs="Arial"/>
+                <w:i/>
+                <w:color w:val="000000" w:themeColor="text1"/>
+                <w:sz w:val="20"/>
+                <w:szCs w:val="20"/>
+                <w:lang w:eastAsia="es-CL"/>
+              </w:rPr>
+              <w:t>rá</w:t>
+            </w:r>
+            <w:r>
+              <w:rPr>
+                <w:rFonts w:ascii="Calibri" w:hAnsi="Calibri" w:cs="Arial"/>
+                <w:i/>
+                <w:color w:val="000000" w:themeColor="text1"/>
+                <w:sz w:val="20"/>
+                <w:szCs w:val="20"/>
+                <w:lang w:eastAsia="es-CL"/>
+              </w:rPr>
+              <w:t xml:space="preserve"> al equipo, se</w:t>
+            </w:r>
+            <w:r>
+              <w:rPr>
+                <w:rFonts w:ascii="Calibri" w:hAnsi="Calibri" w:cs="Arial"/>
+                <w:i/>
+                <w:color w:val="000000" w:themeColor="text1"/>
+                <w:sz w:val="20"/>
+                <w:szCs w:val="20"/>
+                <w:lang w:eastAsia="es-CL"/>
+              </w:rPr>
+              <w:t xml:space="preserve"> tomarán decisiones sobre los trabajos pendientes, etc</w:t>
+            </w:r>
+            <w:r>
+              <w:rPr>
+                <w:rFonts w:ascii="Calibri" w:hAnsi="Calibri" w:cs="Arial"/>
+                <w:i/>
+                <w:color w:val="000000" w:themeColor="text1"/>
+                <w:sz w:val="20"/>
+                <w:szCs w:val="20"/>
+                <w:lang w:eastAsia="es-CL"/>
+              </w:rPr>
+              <w:t xml:space="preserve">. También, </w:t>
+            </w:r>
+            <w:r>
+              <w:rPr>
+                <w:rFonts w:ascii="Calibri" w:hAnsi="Calibri" w:cs="Arial"/>
+                <w:i/>
+                <w:color w:val="000000" w:themeColor="text1"/>
+                <w:sz w:val="20"/>
+                <w:szCs w:val="20"/>
+                <w:lang w:eastAsia="es-CL"/>
+              </w:rPr>
+              <w:t>organizará las reuniones diarias (</w:t>
+            </w:r>
+            <w:proofErr w:type="spellStart"/>
+            <w:r>
+              <w:rPr>
+                <w:rFonts w:ascii="Calibri" w:hAnsi="Calibri" w:cs="Arial"/>
+                <w:i/>
+                <w:color w:val="000000" w:themeColor="text1"/>
+                <w:sz w:val="20"/>
+                <w:szCs w:val="20"/>
+                <w:lang w:eastAsia="es-CL"/>
+              </w:rPr>
+              <w:t>daily</w:t>
+            </w:r>
+            <w:proofErr w:type="spellEnd"/>
+            <w:r>
+              <w:rPr>
+                <w:rFonts w:ascii="Calibri" w:hAnsi="Calibri" w:cs="Arial"/>
+                <w:i/>
+                <w:color w:val="000000" w:themeColor="text1"/>
+                <w:sz w:val="20"/>
+                <w:szCs w:val="20"/>
+                <w:lang w:eastAsia="es-CL"/>
+              </w:rPr>
+              <w:t xml:space="preserve"> scrum) para evaluar el progreso hacia el objetivo. Además, se encargará de eliminar cualquier obstáculo externo o interno para que el proyecto avance.</w:t>
+            </w:r>
+          </w:p>
+          <w:p>
+            <w:pPr>
+              <w:rPr>
+                <w:rFonts w:ascii="Calibri" w:hAnsi="Calibri" w:cs="Arial"/>
+                <w:i/>
+                <w:color w:val="000000" w:themeColor="text1"/>
+                <w:sz w:val="20"/>
+                <w:szCs w:val="20"/>
+                <w:lang w:eastAsia="es-CL"/>
+              </w:rPr>
+            </w:pPr>
+          </w:p>
+          <w:p>
+            <w:pPr>
+              <w:rPr>
+                <w:rFonts w:ascii="Calibri" w:hAnsi="Calibri" w:cs="Arial"/>
+                <w:i/>
+                <w:color w:val="00B0F0"/>
+                <w:sz w:val="20"/>
+                <w:szCs w:val="20"/>
+                <w:lang w:eastAsia="es-CL"/>
+              </w:rPr>
+            </w:pPr>
+            <w:proofErr w:type="spellStart"/>
+            <w:r>
+              <w:rPr>
+                <w:rFonts w:ascii="Calibri" w:hAnsi="Calibri" w:cs="Arial"/>
+                <w:i/>
+                <w:color w:val="00B0F0"/>
+                <w:sz w:val="20"/>
+                <w:szCs w:val="20"/>
+                <w:lang w:eastAsia="es-CL"/>
+              </w:rPr>
+              <w:t>Team</w:t>
+            </w:r>
+            <w:proofErr w:type="spellEnd"/>
+            <w:r>
+              <w:rPr>
+                <w:rFonts w:ascii="Calibri" w:hAnsi="Calibri" w:cs="Arial"/>
+                <w:i/>
+                <w:color w:val="00B0F0"/>
+                <w:sz w:val="20"/>
+                <w:szCs w:val="20"/>
+                <w:lang w:eastAsia="es-CL"/>
+              </w:rPr>
+              <w:t xml:space="preserve"> </w:t>
+            </w:r>
+            <w:proofErr w:type="spellStart"/>
+            <w:r>
+              <w:rPr>
+                <w:rFonts w:ascii="Calibri" w:hAnsi="Calibri" w:cs="Arial"/>
+                <w:i/>
+                <w:color w:val="00B0F0"/>
+                <w:sz w:val="20"/>
+                <w:szCs w:val="20"/>
+                <w:lang w:eastAsia="es-CL"/>
+              </w:rPr>
+              <w:t>Developer</w:t>
+            </w:r>
+            <w:proofErr w:type="spellEnd"/>
+            <w:r>
+              <w:rPr>
+                <w:rFonts w:ascii="Calibri" w:hAnsi="Calibri" w:cs="Arial"/>
+                <w:i/>
+                <w:color w:val="00B0F0"/>
+                <w:sz w:val="20"/>
+                <w:szCs w:val="20"/>
                 <w:lang w:eastAsia="es-CL"/>
               </w:rPr>
               <w:t>:</w:t>
-            </w:r>
-            <w:r>
-              <w:rPr>
-                <w:rFonts w:ascii="Calibri" w:hAnsi="Calibri" w:cs="Arial"/>
-                <w:iCs/>
-                <w:color w:val="00B050"/>
-                <w:sz w:val="20"/>
-                <w:szCs w:val="20"/>
-                <w:lang w:eastAsia="es-CL"/>
-              </w:rPr>
-              <w:t xml:space="preserve"> </w:t>
-            </w:r>
-            <w:r>
-              <w:rPr>
-                <w:rFonts w:ascii="Calibri" w:hAnsi="Calibri" w:cs="Arial"/>
-                <w:iCs/>
-                <w:color w:val="000000" w:themeColor="text1"/>
-                <w:sz w:val="20"/>
-                <w:szCs w:val="20"/>
-                <w:lang w:eastAsia="es-CL"/>
-              </w:rPr>
-              <w:t>S</w:t>
-            </w:r>
-            <w:r>
-              <w:rPr>
-                <w:rFonts w:ascii="Calibri" w:hAnsi="Calibri" w:cs="Arial"/>
-                <w:iCs/>
-                <w:color w:val="000000" w:themeColor="text1"/>
-                <w:sz w:val="20"/>
-                <w:szCs w:val="20"/>
-                <w:lang w:eastAsia="es-CL"/>
-              </w:rPr>
-              <w:t xml:space="preserve">e </w:t>
-            </w:r>
-            <w:r>
-              <w:rPr>
-                <w:rFonts w:ascii="Calibri" w:hAnsi="Calibri" w:cs="Arial"/>
-                <w:iCs/>
-                <w:color w:val="000000" w:themeColor="text1"/>
-                <w:sz w:val="20"/>
-                <w:szCs w:val="20"/>
-                <w:lang w:eastAsia="es-CL"/>
-              </w:rPr>
-              <w:t>aplica la s</w:t>
-            </w:r>
-            <w:r>
-              <w:rPr>
-                <w:rFonts w:ascii="Calibri" w:hAnsi="Calibri" w:cs="Arial"/>
-                <w:iCs/>
-                <w:color w:val="000000" w:themeColor="text1"/>
-                <w:sz w:val="20"/>
-                <w:szCs w:val="20"/>
-                <w:lang w:eastAsia="es-CL"/>
-              </w:rPr>
-              <w:t>eguridad</w:t>
-            </w:r>
-            <w:r>
-              <w:rPr>
-                <w:rFonts w:ascii="Calibri" w:hAnsi="Calibri" w:cs="Arial"/>
-                <w:iCs/>
-                <w:color w:val="000000" w:themeColor="text1"/>
-                <w:sz w:val="20"/>
-                <w:szCs w:val="20"/>
-                <w:lang w:eastAsia="es-CL"/>
-              </w:rPr>
-              <w:t>, protección de claves,</w:t>
-            </w:r>
-            <w:r>
-              <w:rPr>
-                <w:rFonts w:ascii="Calibri" w:hAnsi="Calibri" w:cs="Arial"/>
-                <w:iCs/>
-                <w:color w:val="000000" w:themeColor="text1"/>
-                <w:sz w:val="20"/>
-                <w:szCs w:val="20"/>
-                <w:lang w:eastAsia="es-CL"/>
-              </w:rPr>
-              <w:t xml:space="preserve"> configuración</w:t>
-            </w:r>
-            <w:r>
-              <w:rPr>
-                <w:rFonts w:ascii="Calibri" w:hAnsi="Calibri" w:cs="Arial"/>
-                <w:iCs/>
-                <w:color w:val="000000" w:themeColor="text1"/>
-                <w:sz w:val="20"/>
-                <w:szCs w:val="20"/>
-                <w:lang w:eastAsia="es-CL"/>
-              </w:rPr>
-              <w:t xml:space="preserve"> y pruebas</w:t>
-            </w:r>
-            <w:r>
-              <w:rPr>
-                <w:rFonts w:ascii="Calibri" w:hAnsi="Calibri" w:cs="Arial"/>
-                <w:iCs/>
-                <w:color w:val="000000" w:themeColor="text1"/>
-                <w:sz w:val="20"/>
-                <w:szCs w:val="20"/>
-                <w:lang w:eastAsia="es-CL"/>
-              </w:rPr>
-              <w:t xml:space="preserve"> final</w:t>
-            </w:r>
-            <w:r>
-              <w:rPr>
-                <w:rFonts w:ascii="Calibri" w:hAnsi="Calibri" w:cs="Arial"/>
-                <w:iCs/>
-                <w:color w:val="000000" w:themeColor="text1"/>
-                <w:sz w:val="20"/>
-                <w:szCs w:val="20"/>
-                <w:lang w:eastAsia="es-CL"/>
-              </w:rPr>
-              <w:t>es del proyecto.</w:t>
-            </w:r>
-          </w:p>
-          <w:p>
-            <w:pPr>
-              <w:jc w:val="both"/>
-              <w:rPr>
-                <w:rFonts w:ascii="Calibri" w:hAnsi="Calibri" w:cs="Arial"/>
-                <w:i/>
-                <w:color w:val="000000" w:themeColor="text1"/>
-                <w:sz w:val="20"/>
-                <w:szCs w:val="20"/>
-                <w:lang w:eastAsia="es-CL"/>
-              </w:rPr>
-            </w:pPr>
-          </w:p>
-          <w:p>
-            <w:pPr>
-              <w:jc w:val="both"/>
-              <w:rPr>
-                <w:rFonts w:ascii="Calibri" w:hAnsi="Calibri" w:cs="Arial"/>
-                <w:i/>
-                <w:color w:val="000000" w:themeColor="text1"/>
-                <w:sz w:val="20"/>
-                <w:szCs w:val="20"/>
-                <w:lang w:eastAsia="es-CL"/>
-              </w:rPr>
-            </w:pPr>
-            <w:r>
-              <w:rPr>
-                <w:rFonts w:ascii="Calibri" w:hAnsi="Calibri" w:cs="Arial"/>
-                <w:i/>
-                <w:color w:val="000000" w:themeColor="text1"/>
-                <w:sz w:val="20"/>
-                <w:szCs w:val="20"/>
-                <w:lang w:eastAsia="es-CL"/>
-              </w:rPr>
-              <w:t>Roles:</w:t>
-            </w:r>
-          </w:p>
-          <w:p>
-            <w:pPr>
-              <w:jc w:val="both"/>
-              <w:rPr>
-                <w:rFonts w:ascii="Calibri" w:hAnsi="Calibri" w:cs="Arial"/>
-                <w:i/>
-                <w:color w:val="000000" w:themeColor="text1"/>
-                <w:sz w:val="20"/>
-                <w:szCs w:val="20"/>
-                <w:lang w:eastAsia="es-CL"/>
-              </w:rPr>
-            </w:pPr>
-          </w:p>
-          <w:p>
-            <w:pPr>
-              <w:rPr>
-                <w:rFonts w:ascii="Calibri" w:hAnsi="Calibri" w:cs="Arial"/>
-                <w:i/>
-                <w:color w:val="000000" w:themeColor="text1"/>
-                <w:sz w:val="20"/>
-                <w:szCs w:val="20"/>
-                <w:lang w:eastAsia="es-CL"/>
-              </w:rPr>
-            </w:pPr>
-            <w:r>
-              <w:rPr>
-                <w:rFonts w:ascii="Calibri" w:hAnsi="Calibri" w:cs="Arial"/>
-                <w:i/>
-                <w:color w:val="00B0F0"/>
-                <w:sz w:val="20"/>
-                <w:szCs w:val="20"/>
-                <w:lang w:eastAsia="es-CL"/>
-              </w:rPr>
-              <w:t xml:space="preserve">Product Owner: </w:t>
-            </w:r>
-            <w:r>
-              <w:rPr>
-                <w:rFonts w:ascii="Calibri" w:hAnsi="Calibri" w:cs="Arial"/>
-                <w:i/>
-                <w:color w:val="000000" w:themeColor="text1"/>
-                <w:sz w:val="20"/>
-                <w:szCs w:val="20"/>
-                <w:lang w:eastAsia="es-CL"/>
-              </w:rPr>
-              <w:t>Se</w:t>
-            </w:r>
-            <w:r>
-              <w:rPr>
-                <w:rFonts w:ascii="Calibri" w:hAnsi="Calibri" w:cs="Arial"/>
-                <w:i/>
-                <w:color w:val="000000" w:themeColor="text1"/>
-                <w:sz w:val="20"/>
-                <w:szCs w:val="20"/>
-                <w:lang w:eastAsia="es-CL"/>
-              </w:rPr>
-              <w:t xml:space="preserve"> reunirá</w:t>
-            </w:r>
-            <w:r>
-              <w:rPr>
-                <w:rFonts w:ascii="Calibri" w:hAnsi="Calibri" w:cs="Arial"/>
-                <w:i/>
-                <w:color w:val="000000" w:themeColor="text1"/>
-                <w:sz w:val="20"/>
-                <w:szCs w:val="20"/>
-                <w:lang w:eastAsia="es-CL"/>
-              </w:rPr>
-              <w:t xml:space="preserve"> con el cliente</w:t>
-            </w:r>
-            <w:r>
-              <w:rPr>
-                <w:rFonts w:ascii="Calibri" w:hAnsi="Calibri" w:cs="Arial"/>
-                <w:i/>
-                <w:color w:val="000000" w:themeColor="text1"/>
-                <w:sz w:val="20"/>
-                <w:szCs w:val="20"/>
-                <w:lang w:eastAsia="es-CL"/>
-              </w:rPr>
-              <w:t xml:space="preserve">, tomará los requerimientos necesarios, los objetivos del negocio, definirá las funcionalidades y creará el backlog para llevar a cabo el proyecto. </w:t>
-            </w:r>
-          </w:p>
-          <w:p>
-            <w:pPr>
-              <w:rPr>
-                <w:rFonts w:ascii="Calibri" w:hAnsi="Calibri" w:cs="Arial"/>
-                <w:i/>
-                <w:color w:val="000000" w:themeColor="text1"/>
-                <w:sz w:val="20"/>
-                <w:szCs w:val="20"/>
-                <w:lang w:eastAsia="es-CL"/>
-              </w:rPr>
-            </w:pPr>
-          </w:p>
-          <w:p>
-            <w:pPr>
-              <w:rPr>
-                <w:rFonts w:ascii="Calibri" w:hAnsi="Calibri" w:cs="Arial"/>
-                <w:i/>
-                <w:color w:val="000000" w:themeColor="text1"/>
-                <w:sz w:val="20"/>
-                <w:szCs w:val="20"/>
-                <w:lang w:eastAsia="es-CL"/>
-              </w:rPr>
-            </w:pPr>
-            <w:r>
-              <w:rPr>
-                <w:rFonts w:ascii="Calibri" w:hAnsi="Calibri" w:cs="Arial"/>
-                <w:i/>
-                <w:color w:val="00B0F0"/>
-                <w:sz w:val="20"/>
-                <w:szCs w:val="20"/>
-                <w:lang w:eastAsia="es-CL"/>
-              </w:rPr>
-              <w:t>Scrum Master:</w:t>
-            </w:r>
-            <w:r>
-              <w:rPr>
-                <w:rFonts w:ascii="Calibri" w:hAnsi="Calibri" w:cs="Arial"/>
-                <w:i/>
-                <w:color w:val="00B0F0"/>
-                <w:sz w:val="20"/>
-                <w:szCs w:val="20"/>
-                <w:lang w:eastAsia="es-CL"/>
-              </w:rPr>
-              <w:t xml:space="preserve"> </w:t>
-            </w:r>
-            <w:r>
-              <w:rPr>
-                <w:rFonts w:ascii="Calibri" w:hAnsi="Calibri" w:cs="Arial"/>
-                <w:i/>
-                <w:color w:val="000000" w:themeColor="text1"/>
-                <w:sz w:val="20"/>
-                <w:szCs w:val="20"/>
-                <w:lang w:eastAsia="es-CL"/>
-              </w:rPr>
-              <w:t>S</w:t>
-            </w:r>
-            <w:r>
-              <w:rPr>
-                <w:rFonts w:ascii="Calibri" w:hAnsi="Calibri" w:cs="Arial"/>
-                <w:i/>
-                <w:color w:val="000000" w:themeColor="text1"/>
-                <w:sz w:val="20"/>
-                <w:szCs w:val="20"/>
-                <w:lang w:eastAsia="es-CL"/>
-              </w:rPr>
-              <w:t xml:space="preserve">e encargará de </w:t>
-            </w:r>
-            <w:r>
-              <w:rPr>
-                <w:rFonts w:ascii="Calibri" w:hAnsi="Calibri" w:cs="Arial"/>
-                <w:i/>
-                <w:color w:val="000000" w:themeColor="text1"/>
-                <w:sz w:val="20"/>
-                <w:szCs w:val="20"/>
-                <w:lang w:eastAsia="es-CL"/>
-              </w:rPr>
-              <w:t>organizar las reuniones de planificación de sprints, donde se eval</w:t>
-            </w:r>
-            <w:r>
-              <w:rPr>
-                <w:rFonts w:ascii="Calibri" w:hAnsi="Calibri" w:cs="Arial"/>
-                <w:i/>
-                <w:color w:val="000000" w:themeColor="text1"/>
-                <w:sz w:val="20"/>
-                <w:szCs w:val="20"/>
-                <w:lang w:eastAsia="es-CL"/>
-              </w:rPr>
-              <w:t>u</w:t>
-            </w:r>
-            <w:r>
-              <w:rPr>
-                <w:rFonts w:ascii="Calibri" w:hAnsi="Calibri" w:cs="Arial"/>
-                <w:i/>
-                <w:color w:val="000000" w:themeColor="text1"/>
-                <w:sz w:val="20"/>
-                <w:szCs w:val="20"/>
-                <w:lang w:eastAsia="es-CL"/>
-              </w:rPr>
-              <w:t>a</w:t>
-            </w:r>
-            <w:r>
-              <w:rPr>
-                <w:rFonts w:ascii="Calibri" w:hAnsi="Calibri" w:cs="Arial"/>
-                <w:i/>
-                <w:color w:val="000000" w:themeColor="text1"/>
-                <w:sz w:val="20"/>
-                <w:szCs w:val="20"/>
-                <w:lang w:eastAsia="es-CL"/>
-              </w:rPr>
-              <w:t>rá</w:t>
-            </w:r>
-            <w:r>
-              <w:rPr>
-                <w:rFonts w:ascii="Calibri" w:hAnsi="Calibri" w:cs="Arial"/>
-                <w:i/>
-                <w:color w:val="000000" w:themeColor="text1"/>
-                <w:sz w:val="20"/>
-                <w:szCs w:val="20"/>
-                <w:lang w:eastAsia="es-CL"/>
-              </w:rPr>
-              <w:t xml:space="preserve"> al equipo, se</w:t>
-            </w:r>
-            <w:r>
-              <w:rPr>
-                <w:rFonts w:ascii="Calibri" w:hAnsi="Calibri" w:cs="Arial"/>
-                <w:i/>
-                <w:color w:val="000000" w:themeColor="text1"/>
-                <w:sz w:val="20"/>
-                <w:szCs w:val="20"/>
-                <w:lang w:eastAsia="es-CL"/>
-              </w:rPr>
-              <w:t xml:space="preserve"> tomarán decisiones sobre los trabajos pendientes, etc</w:t>
-            </w:r>
-            <w:r>
-              <w:rPr>
-                <w:rFonts w:ascii="Calibri" w:hAnsi="Calibri" w:cs="Arial"/>
-                <w:i/>
-                <w:color w:val="000000" w:themeColor="text1"/>
-                <w:sz w:val="20"/>
-                <w:szCs w:val="20"/>
-                <w:lang w:eastAsia="es-CL"/>
-              </w:rPr>
-              <w:t xml:space="preserve">. También, </w:t>
-            </w:r>
-            <w:r>
-              <w:rPr>
-                <w:rFonts w:ascii="Calibri" w:hAnsi="Calibri" w:cs="Arial"/>
-                <w:i/>
-                <w:color w:val="000000" w:themeColor="text1"/>
-                <w:sz w:val="20"/>
-                <w:szCs w:val="20"/>
-                <w:lang w:eastAsia="es-CL"/>
-              </w:rPr>
-              <w:t>organizará las reuniones diarias (daily scrum) para evaluar el progreso hacia el objetivo. Además, se encargará de eliminar cualquier obstáculo externo o interno para que el proyecto avance.</w:t>
-            </w:r>
-          </w:p>
-          <w:p>
-            <w:pPr>
-              <w:rPr>
-                <w:rFonts w:ascii="Calibri" w:hAnsi="Calibri" w:cs="Arial"/>
-                <w:i/>
-                <w:color w:val="000000" w:themeColor="text1"/>
-                <w:sz w:val="20"/>
-                <w:szCs w:val="20"/>
-                <w:lang w:eastAsia="es-CL"/>
-              </w:rPr>
-            </w:pPr>
-          </w:p>
-          <w:p>
-            <w:pPr>
-              <w:rPr>
-                <w:rFonts w:ascii="Calibri" w:hAnsi="Calibri" w:cs="Arial"/>
-                <w:i/>
-                <w:color w:val="00B0F0"/>
-                <w:sz w:val="20"/>
-                <w:szCs w:val="20"/>
-                <w:lang w:eastAsia="es-CL"/>
-              </w:rPr>
-            </w:pPr>
-            <w:r>
-              <w:rPr>
-                <w:rFonts w:ascii="Calibri" w:hAnsi="Calibri" w:cs="Arial"/>
-                <w:i/>
-                <w:color w:val="00B0F0"/>
-                <w:sz w:val="20"/>
-                <w:szCs w:val="20"/>
-                <w:lang w:eastAsia="es-CL"/>
-              </w:rPr>
-              <w:t>Team Developer:</w:t>
             </w:r>
             <w:r>
               <w:rPr>
@@ -9933,14 +10012,16 @@
               </w:rPr>
               <w:t xml:space="preserve"> </w:t>
             </w:r>
+            <w:proofErr w:type="spellStart"/>
             <w:r>
               <w:rPr>
                 <w:bCs/>
                 <w:sz w:val="18"/>
                 <w:szCs w:val="24"/>
               </w:rPr>
-              <w:t>template, header</w:t>
-            </w:r>
+              <w:t>template</w:t>
+            </w:r>
+            <w:proofErr w:type="spellEnd"/>
             <w:r>
               <w:rPr>
                 <w:bCs/>
@@ -9949,14 +10030,34 @@
               </w:rPr>
               <w:t xml:space="preserve">, </w:t>
             </w:r>
+            <w:proofErr w:type="spellStart"/>
             <w:r>
               <w:rPr>
                 <w:bCs/>
                 <w:sz w:val="18"/>
                 <w:szCs w:val="24"/>
               </w:rPr>
+              <w:t>header</w:t>
+            </w:r>
+            <w:proofErr w:type="spellEnd"/>
+            <w:r>
+              <w:rPr>
+                <w:bCs/>
+                <w:sz w:val="18"/>
+                <w:szCs w:val="24"/>
+              </w:rPr>
+              <w:t xml:space="preserve">, </w:t>
+            </w:r>
+            <w:proofErr w:type="spellStart"/>
+            <w:r>
+              <w:rPr>
+                <w:bCs/>
+                <w:sz w:val="18"/>
+                <w:szCs w:val="24"/>
+              </w:rPr>
               <w:t>footer</w:t>
             </w:r>
+            <w:proofErr w:type="spellEnd"/>
             <w:r>
               <w:rPr>
                 <w:bCs/>
@@ -9965,6 +10066,7 @@
               </w:rPr>
               <w:t xml:space="preserve">, </w:t>
             </w:r>
+            <w:proofErr w:type="spellStart"/>
             <w:r>
               <w:rPr>
                 <w:bCs/>
@@ -9973,6 +10075,7 @@
               </w:rPr>
               <w:t>service</w:t>
             </w:r>
+            <w:proofErr w:type="spellEnd"/>
             <w:r>
               <w:rPr>
                 <w:bCs/>
@@ -9990,8 +10093,45 @@
                 <w:szCs w:val="20"/>
                 <w:lang w:eastAsia="es-CL"/>
               </w:rPr>
-              <w:t xml:space="preserve"> controller y views</w:t>
-            </w:r>
+              <w:t xml:space="preserve"> </w:t>
+            </w:r>
+            <w:proofErr w:type="spellStart"/>
+            <w:r>
+              <w:rPr>
+                <w:rFonts w:ascii="Calibri" w:hAnsi="Calibri" w:cs="Arial"/>
+                <w:iCs/>
+                <w:color w:val="000000" w:themeColor="text1"/>
+                <w:sz w:val="18"/>
+                <w:szCs w:val="20"/>
+                <w:lang w:eastAsia="es-CL"/>
+              </w:rPr>
+              <w:t>controller</w:t>
+            </w:r>
+            <w:proofErr w:type="spellEnd"/>
+            <w:r>
+              <w:rPr>
+                <w:rFonts w:ascii="Calibri" w:hAnsi="Calibri" w:cs="Arial"/>
+                <w:iCs/>
+                <w:color w:val="000000" w:themeColor="text1"/>
+                <w:sz w:val="18"/>
+                <w:szCs w:val="20"/>
+                <w:lang w:eastAsia="es-CL"/>
+              </w:rPr>
+              <w:t xml:space="preserve"> y </w:t>
+            </w:r>
+            <w:proofErr w:type="spellStart"/>
+            <w:r>
+              <w:rPr>
+                <w:rFonts w:ascii="Calibri" w:hAnsi="Calibri" w:cs="Arial"/>
+                <w:iCs/>
+                <w:color w:val="000000" w:themeColor="text1"/>
+                <w:sz w:val="18"/>
+                <w:szCs w:val="20"/>
+                <w:lang w:eastAsia="es-CL"/>
+              </w:rPr>
+              <w:t>views</w:t>
+            </w:r>
+            <w:proofErr w:type="spellEnd"/>
           </w:p>
         </w:tc>
         <w:tc>
@@ -12397,19 +12537,19 @@
         <w:gridCol w:w="298"/>
         <w:gridCol w:w="298"/>
         <w:gridCol w:w="298"/>
-        <w:gridCol w:w="567"/>
-        <w:gridCol w:w="633"/>
-        <w:gridCol w:w="565"/>
+        <w:gridCol w:w="568"/>
+        <w:gridCol w:w="634"/>
+        <w:gridCol w:w="566"/>
         <w:gridCol w:w="570"/>
-        <w:gridCol w:w="700"/>
-        <w:gridCol w:w="820"/>
+        <w:gridCol w:w="699"/>
+        <w:gridCol w:w="819"/>
         <w:gridCol w:w="745"/>
-        <w:gridCol w:w="632"/>
+        <w:gridCol w:w="631"/>
         <w:gridCol w:w="740"/>
         <w:gridCol w:w="840"/>
         <w:gridCol w:w="804"/>
-        <w:gridCol w:w="199"/>
-        <w:gridCol w:w="180"/>
+        <w:gridCol w:w="200"/>
+        <w:gridCol w:w="179"/>
         <w:gridCol w:w="379"/>
         <w:gridCol w:w="379"/>
       </w:tblGrid>
@@ -12419,7 +12559,7 @@
         </w:trPr>
         <w:tc>
           <w:tcPr>
-            <w:tcW w:w="394" w:type="pct"/>
+            <w:tcW w:w="606" w:type="pct"/>
             <w:vMerge w:val="restart"/>
           </w:tcPr>
           <w:p>
@@ -12444,7 +12584,7 @@
         </w:tc>
         <w:tc>
           <w:tcPr>
-            <w:tcW w:w="560" w:type="pct"/>
+            <w:tcW w:w="527" w:type="pct"/>
             <w:gridSpan w:val="4"/>
             <w:shd w:val="clear" w:color="auto" w:fill="E2EFD9" w:themeFill="accent6" w:themeFillTint="33"/>
             <w:hideMark/>
@@ -12471,7 +12611,7 @@
         </w:tc>
         <w:tc>
           <w:tcPr>
-            <w:tcW w:w="3601" w:type="pct"/>
+            <w:tcW w:w="3453" w:type="pct"/>
             <w:gridSpan w:val="12"/>
             <w:shd w:val="clear" w:color="auto" w:fill="FFF2CC" w:themeFill="accent4" w:themeFillTint="33"/>
             <w:hideMark/>
@@ -12498,7 +12638,7 @@
         </w:tc>
         <w:tc>
           <w:tcPr>
-            <w:tcW w:w="445" w:type="pct"/>
+            <w:tcW w:w="414" w:type="pct"/>
             <w:gridSpan w:val="3"/>
             <w:shd w:val="clear" w:color="auto" w:fill="FBE4D5" w:themeFill="accent2" w:themeFillTint="33"/>
             <w:hideMark/>
@@ -12530,7 +12670,7 @@
         </w:trPr>
         <w:tc>
           <w:tcPr>
-            <w:tcW w:w="394" w:type="pct"/>
+            <w:tcW w:w="606" w:type="pct"/>
             <w:vMerge/>
             <w:vAlign w:val="center"/>
           </w:tcPr>
@@ -12546,7 +12686,7 @@
         </w:tc>
         <w:tc>
           <w:tcPr>
-            <w:tcW w:w="139" w:type="pct"/>
+            <w:tcW w:w="132" w:type="pct"/>
             <w:hideMark/>
           </w:tcPr>
           <w:p>
@@ -12571,7 +12711,7 @@
         </w:tc>
         <w:tc>
           <w:tcPr>
-            <w:tcW w:w="139" w:type="pct"/>
+            <w:tcW w:w="132" w:type="pct"/>
             <w:hideMark/>
           </w:tcPr>
           <w:p>
@@ -12596,7 +12736,7 @@
         </w:tc>
         <w:tc>
           <w:tcPr>
-            <w:tcW w:w="139" w:type="pct"/>
+            <w:tcW w:w="132" w:type="pct"/>
             <w:hideMark/>
           </w:tcPr>
           <w:p>
@@ -12621,7 +12761,7 @@
         </w:tc>
         <w:tc>
           <w:tcPr>
-            <w:tcW w:w="144" w:type="pct"/>
+            <w:tcW w:w="132" w:type="pct"/>
             <w:hideMark/>
           </w:tcPr>
           <w:p>
@@ -12646,7 +12786,7 @@
         </w:tc>
         <w:tc>
           <w:tcPr>
-            <w:tcW w:w="274" w:type="pct"/>
+            <w:tcW w:w="251" w:type="pct"/>
             <w:hideMark/>
           </w:tcPr>
           <w:p>
@@ -12671,7 +12811,7 @@
         </w:tc>
         <w:tc>
           <w:tcPr>
-            <w:tcW w:w="292" w:type="pct"/>
+            <w:tcW w:w="280" w:type="pct"/>
             <w:hideMark/>
           </w:tcPr>
           <w:p>
@@ -12696,7 +12836,7 @@
         </w:tc>
         <w:tc>
           <w:tcPr>
-            <w:tcW w:w="262" w:type="pct"/>
+            <w:tcW w:w="250" w:type="pct"/>
             <w:hideMark/>
           </w:tcPr>
           <w:p>
@@ -12721,7 +12861,7 @@
         </w:tc>
         <w:tc>
           <w:tcPr>
-            <w:tcW w:w="264" w:type="pct"/>
+            <w:tcW w:w="252" w:type="pct"/>
             <w:hideMark/>
           </w:tcPr>
           <w:p>
@@ -12746,7 +12886,7 @@
         </w:tc>
         <w:tc>
           <w:tcPr>
-            <w:tcW w:w="321" w:type="pct"/>
+            <w:tcW w:w="309" w:type="pct"/>
             <w:hideMark/>
           </w:tcPr>
           <w:p>
@@ -12771,7 +12911,7 @@
         </w:tc>
         <w:tc>
           <w:tcPr>
-            <w:tcW w:w="374" w:type="pct"/>
+            <w:tcW w:w="362" w:type="pct"/>
             <w:hideMark/>
           </w:tcPr>
           <w:p>
@@ -12796,7 +12936,7 @@
         </w:tc>
         <w:tc>
           <w:tcPr>
-            <w:tcW w:w="341" w:type="pct"/>
+            <w:tcW w:w="329" w:type="pct"/>
             <w:hideMark/>
           </w:tcPr>
           <w:p>
@@ -12821,7 +12961,7 @@
         </w:tc>
         <w:tc>
           <w:tcPr>
-            <w:tcW w:w="291" w:type="pct"/>
+            <w:tcW w:w="279" w:type="pct"/>
             <w:hideMark/>
           </w:tcPr>
           <w:p>
@@ -12846,7 +12986,7 @@
         </w:tc>
         <w:tc>
           <w:tcPr>
-            <w:tcW w:w="339" w:type="pct"/>
+            <w:tcW w:w="327" w:type="pct"/>
             <w:hideMark/>
           </w:tcPr>
           <w:p>
@@ -12871,7 +13011,7 @@
         </w:tc>
         <w:tc>
           <w:tcPr>
-            <w:tcW w:w="383" w:type="pct"/>
+            <w:tcW w:w="371" w:type="pct"/>
             <w:hideMark/>
           </w:tcPr>
           <w:p>
@@ -12896,7 +13036,7 @@
         </w:tc>
         <w:tc>
           <w:tcPr>
-            <w:tcW w:w="367" w:type="pct"/>
+            <w:tcW w:w="355" w:type="pct"/>
             <w:hideMark/>
           </w:tcPr>
           <w:p>
@@ -12921,7 +13061,7 @@
         </w:tc>
         <w:tc>
           <w:tcPr>
-            <w:tcW w:w="178" w:type="pct"/>
+            <w:tcW w:w="167" w:type="pct"/>
             <w:gridSpan w:val="2"/>
             <w:hideMark/>
           </w:tcPr>
@@ -12947,7 +13087,7 @@
         </w:tc>
         <w:tc>
           <w:tcPr>
-            <w:tcW w:w="178" w:type="pct"/>
+            <w:tcW w:w="167" w:type="pct"/>
             <w:hideMark/>
           </w:tcPr>
           <w:p>
@@ -12972,7 +13112,7 @@
         </w:tc>
         <w:tc>
           <w:tcPr>
-            <w:tcW w:w="181" w:type="pct"/>
+            <w:tcW w:w="167" w:type="pct"/>
             <w:hideMark/>
           </w:tcPr>
           <w:p>
@@ -13002,7 +13142,7 @@
         </w:trPr>
         <w:tc>
           <w:tcPr>
-            <w:tcW w:w="394" w:type="pct"/>
+            <w:tcW w:w="606" w:type="pct"/>
             <w:hideMark/>
           </w:tcPr>
           <w:p>
@@ -13051,7 +13191,7 @@
         </w:tc>
         <w:tc>
           <w:tcPr>
-            <w:tcW w:w="139" w:type="pct"/>
+            <w:tcW w:w="132" w:type="pct"/>
             <w:shd w:val="clear" w:color="auto" w:fill="0066FF"/>
           </w:tcPr>
           <w:p>
@@ -13069,7 +13209,7 @@
         </w:tc>
         <w:tc>
           <w:tcPr>
-            <w:tcW w:w="139" w:type="pct"/>
+            <w:tcW w:w="132" w:type="pct"/>
             <w:shd w:val="clear" w:color="auto" w:fill="0066FF"/>
           </w:tcPr>
           <w:p>
@@ -13086,7 +13226,7 @@
         </w:tc>
         <w:tc>
           <w:tcPr>
-            <w:tcW w:w="139" w:type="pct"/>
+            <w:tcW w:w="132" w:type="pct"/>
             <w:shd w:val="clear" w:color="auto" w:fill="0066FF"/>
           </w:tcPr>
           <w:p>
@@ -13103,7 +13243,7 @@
         </w:tc>
         <w:tc>
           <w:tcPr>
-            <w:tcW w:w="144" w:type="pct"/>
+            <w:tcW w:w="132" w:type="pct"/>
             <w:shd w:val="clear" w:color="auto" w:fill="0066FF"/>
           </w:tcPr>
           <w:p>
@@ -13120,7 +13260,7 @@
         </w:tc>
         <w:tc>
           <w:tcPr>
-            <w:tcW w:w="274" w:type="pct"/>
+            <w:tcW w:w="251" w:type="pct"/>
             <w:shd w:val="clear" w:color="auto" w:fill="FFFFFF" w:themeFill="background1"/>
           </w:tcPr>
           <w:p>
@@ -13135,7 +13275,7 @@
         </w:tc>
         <w:tc>
           <w:tcPr>
-            <w:tcW w:w="292" w:type="pct"/>
+            <w:tcW w:w="280" w:type="pct"/>
             <w:shd w:val="clear" w:color="auto" w:fill="FFFFFF" w:themeFill="background1"/>
           </w:tcPr>
           <w:p>
@@ -13150,7 +13290,7 @@
         </w:tc>
         <w:tc>
           <w:tcPr>
-            <w:tcW w:w="262" w:type="pct"/>
+            <w:tcW w:w="250" w:type="pct"/>
           </w:tcPr>
           <w:p>
             <w:pPr>
@@ -13164,7 +13304,7 @@
         </w:tc>
         <w:tc>
           <w:tcPr>
-            <w:tcW w:w="264" w:type="pct"/>
+            <w:tcW w:w="252" w:type="pct"/>
           </w:tcPr>
           <w:p>
             <w:pPr>
@@ -13181,7 +13321,7 @@
         </w:tc>
         <w:tc>
           <w:tcPr>
-            <w:tcW w:w="321" w:type="pct"/>
+            <w:tcW w:w="309" w:type="pct"/>
           </w:tcPr>
           <w:p>
             <w:pPr>
@@ -13198,7 +13338,7 @@
         </w:tc>
         <w:tc>
           <w:tcPr>
-            <w:tcW w:w="374" w:type="pct"/>
+            <w:tcW w:w="362" w:type="pct"/>
           </w:tcPr>
           <w:p>
             <w:pPr>
@@ -13215,7 +13355,7 @@
         </w:tc>
         <w:tc>
           <w:tcPr>
-            <w:tcW w:w="341" w:type="pct"/>
+            <w:tcW w:w="329" w:type="pct"/>
           </w:tcPr>
           <w:p>
             <w:pPr>
@@ -13232,7 +13372,7 @@
         </w:tc>
         <w:tc>
           <w:tcPr>
-            <w:tcW w:w="291" w:type="pct"/>
+            <w:tcW w:w="279" w:type="pct"/>
           </w:tcPr>
           <w:p>
             <w:pPr>
@@ -13246,7 +13386,7 @@
         </w:tc>
         <w:tc>
           <w:tcPr>
-            <w:tcW w:w="339" w:type="pct"/>
+            <w:tcW w:w="327" w:type="pct"/>
           </w:tcPr>
           <w:p>
             <w:pPr>
@@ -13263,7 +13403,7 @@
         </w:tc>
         <w:tc>
           <w:tcPr>
-            <w:tcW w:w="383" w:type="pct"/>
+            <w:tcW w:w="371" w:type="pct"/>
           </w:tcPr>
           <w:p>
             <w:pPr>
@@ -13278,7 +13418,7 @@
         </w:tc>
         <w:tc>
           <w:tcPr>
-            <w:tcW w:w="367" w:type="pct"/>
+            <w:tcW w:w="355" w:type="pct"/>
           </w:tcPr>
           <w:p>
             <w:pPr>
@@ -13292,7 +13432,7 @@
         </w:tc>
         <w:tc>
           <w:tcPr>
-            <w:tcW w:w="178" w:type="pct"/>
+            <w:tcW w:w="167" w:type="pct"/>
             <w:gridSpan w:val="2"/>
           </w:tcPr>
           <w:p>
@@ -13309,7 +13449,7 @@
         </w:tc>
         <w:tc>
           <w:tcPr>
-            <w:tcW w:w="178" w:type="pct"/>
+            <w:tcW w:w="167" w:type="pct"/>
           </w:tcPr>
           <w:p>
             <w:pPr>
@@ -13325,7 +13465,7 @@
         </w:tc>
         <w:tc>
           <w:tcPr>
-            <w:tcW w:w="181" w:type="pct"/>
+            <w:tcW w:w="167" w:type="pct"/>
           </w:tcPr>
           <w:p>
             <w:pPr>
@@ -13346,7 +13486,7 @@
         </w:trPr>
         <w:tc>
           <w:tcPr>
-            <w:tcW w:w="394" w:type="pct"/>
+            <w:tcW w:w="606" w:type="pct"/>
             <w:vAlign w:val="center"/>
           </w:tcPr>
           <w:p>
@@ -13394,7 +13534,7 @@
         </w:tc>
         <w:tc>
           <w:tcPr>
-            <w:tcW w:w="139" w:type="pct"/>
+            <w:tcW w:w="132" w:type="pct"/>
           </w:tcPr>
           <w:p>
             <w:pPr>
@@ -13410,7 +13550,7 @@
         </w:tc>
         <w:tc>
           <w:tcPr>
-            <w:tcW w:w="139" w:type="pct"/>
+            <w:tcW w:w="132" w:type="pct"/>
           </w:tcPr>
           <w:p>
             <w:pPr>
@@ -13426,7 +13566,7 @@
         </w:tc>
         <w:tc>
           <w:tcPr>
-            <w:tcW w:w="139" w:type="pct"/>
+            <w:tcW w:w="132" w:type="pct"/>
           </w:tcPr>
           <w:p>
             <w:pPr>
@@ -13442,7 +13582,7 @@
         </w:tc>
         <w:tc>
           <w:tcPr>
-            <w:tcW w:w="144" w:type="pct"/>
+            <w:tcW w:w="132" w:type="pct"/>
           </w:tcPr>
           <w:p>
             <w:pPr>
@@ -13458,7 +13598,7 @@
         </w:tc>
         <w:tc>
           <w:tcPr>
-            <w:tcW w:w="274" w:type="pct"/>
+            <w:tcW w:w="251" w:type="pct"/>
             <w:shd w:val="clear" w:color="auto" w:fill="00B050"/>
           </w:tcPr>
           <w:p>
@@ -13475,7 +13615,7 @@
         </w:tc>
         <w:tc>
           <w:tcPr>
-            <w:tcW w:w="292" w:type="pct"/>
+            <w:tcW w:w="280" w:type="pct"/>
             <w:shd w:val="clear" w:color="auto" w:fill="00B050"/>
           </w:tcPr>
           <w:p>
@@ -13492,7 +13632,7 @@
         </w:tc>
         <w:tc>
           <w:tcPr>
-            <w:tcW w:w="262" w:type="pct"/>
+            <w:tcW w:w="250" w:type="pct"/>
             <w:shd w:val="clear" w:color="auto" w:fill="FFFFFF" w:themeFill="background1"/>
           </w:tcPr>
           <w:p>
@@ -13509,7 +13649,7 @@
         </w:tc>
         <w:tc>
           <w:tcPr>
-            <w:tcW w:w="264" w:type="pct"/>
+            <w:tcW w:w="252" w:type="pct"/>
             <w:shd w:val="clear" w:color="auto" w:fill="FFFFFF" w:themeFill="background1"/>
           </w:tcPr>
           <w:p>
@@ -13526,7 +13666,7 @@
         </w:tc>
         <w:tc>
           <w:tcPr>
-            <w:tcW w:w="321" w:type="pct"/>
+            <w:tcW w:w="309" w:type="pct"/>
           </w:tcPr>
           <w:p>
             <w:pPr>
@@ -13542,7 +13682,7 @@
         </w:tc>
         <w:tc>
           <w:tcPr>
-            <w:tcW w:w="374" w:type="pct"/>
+            <w:tcW w:w="362" w:type="pct"/>
           </w:tcPr>
           <w:p>
             <w:pPr>
@@ -13558,7 +13698,7 @@
         </w:tc>
         <w:tc>
           <w:tcPr>
-            <w:tcW w:w="341" w:type="pct"/>
+            <w:tcW w:w="329" w:type="pct"/>
           </w:tcPr>
           <w:p>
             <w:pPr>
@@ -13574,7 +13714,7 @@
         </w:tc>
         <w:tc>
           <w:tcPr>
-            <w:tcW w:w="291" w:type="pct"/>
+            <w:tcW w:w="279" w:type="pct"/>
           </w:tcPr>
           <w:p>
             <w:pPr>
@@ -13590,7 +13730,7 @@
         </w:tc>
         <w:tc>
           <w:tcPr>
-            <w:tcW w:w="339" w:type="pct"/>
+            <w:tcW w:w="327" w:type="pct"/>
           </w:tcPr>
           <w:p>
             <w:pPr>
@@ -13606,7 +13746,7 @@
         </w:tc>
         <w:tc>
           <w:tcPr>
-            <w:tcW w:w="383" w:type="pct"/>
+            <w:tcW w:w="371" w:type="pct"/>
           </w:tcPr>
           <w:p>
             <w:pPr>
@@ -13622,7 +13762,7 @@
         </w:tc>
         <w:tc>
           <w:tcPr>
-            <w:tcW w:w="367" w:type="pct"/>
+            <w:tcW w:w="355" w:type="pct"/>
           </w:tcPr>
           <w:p>
             <w:pPr>
@@ -13638,7 +13778,7 @@
         </w:tc>
         <w:tc>
           <w:tcPr>
-            <w:tcW w:w="178" w:type="pct"/>
+            <w:tcW w:w="167" w:type="pct"/>
             <w:gridSpan w:val="2"/>
           </w:tcPr>
           <w:p>
@@ -13655,7 +13795,7 @@
         </w:tc>
         <w:tc>
           <w:tcPr>
-            <w:tcW w:w="178" w:type="pct"/>
+            <w:tcW w:w="167" w:type="pct"/>
           </w:tcPr>
           <w:p>
             <w:pPr>
@@ -13671,7 +13811,7 @@
         </w:tc>
         <w:tc>
           <w:tcPr>
-            <w:tcW w:w="181" w:type="pct"/>
+            <w:tcW w:w="167" w:type="pct"/>
           </w:tcPr>
           <w:p>
             <w:pPr>
@@ -13692,7 +13832,7 @@
         </w:trPr>
         <w:tc>
           <w:tcPr>
-            <w:tcW w:w="394" w:type="pct"/>
+            <w:tcW w:w="606" w:type="pct"/>
           </w:tcPr>
           <w:p>
             <w:pPr>
@@ -13708,19 +13848,128 @@
                 <w:sz w:val="18"/>
                 <w:szCs w:val="24"/>
               </w:rPr>
-              <w:t>Creación de template, header, footer, service,</w:t>
-            </w:r>
-            <w:r>
-              <w:rPr>
-                <w:rFonts w:ascii="Calibri" w:hAnsi="Calibri" w:cs="Arial"/>
-                <w:iCs/>
-                <w:color w:val="000000" w:themeColor="text1"/>
-                <w:sz w:val="18"/>
-                <w:szCs w:val="20"/>
-                <w:lang w:eastAsia="es-CL"/>
-              </w:rPr>
-              <w:t xml:space="preserve"> controller y views</w:t>
-            </w:r>
+              <w:t xml:space="preserve">Creación de </w:t>
+            </w:r>
+            <w:proofErr w:type="spellStart"/>
+            <w:r>
+              <w:rPr>
+                <w:bCs/>
+                <w:sz w:val="18"/>
+                <w:szCs w:val="24"/>
+              </w:rPr>
+              <w:t>template</w:t>
+            </w:r>
+            <w:proofErr w:type="spellEnd"/>
+            <w:r>
+              <w:rPr>
+                <w:bCs/>
+                <w:sz w:val="18"/>
+                <w:szCs w:val="24"/>
+              </w:rPr>
+              <w:t xml:space="preserve">, </w:t>
+            </w:r>
+            <w:proofErr w:type="spellStart"/>
+            <w:r>
+              <w:rPr>
+                <w:bCs/>
+                <w:sz w:val="18"/>
+                <w:szCs w:val="24"/>
+              </w:rPr>
+              <w:t>header</w:t>
+            </w:r>
+            <w:proofErr w:type="spellEnd"/>
+            <w:r>
+              <w:rPr>
+                <w:bCs/>
+                <w:sz w:val="18"/>
+                <w:szCs w:val="24"/>
+              </w:rPr>
+              <w:t xml:space="preserve">, </w:t>
+            </w:r>
+            <w:proofErr w:type="spellStart"/>
+            <w:r>
+              <w:rPr>
+                <w:bCs/>
+                <w:sz w:val="18"/>
+                <w:szCs w:val="24"/>
+              </w:rPr>
+              <w:t>footer</w:t>
+            </w:r>
+            <w:proofErr w:type="spellEnd"/>
+            <w:r>
+              <w:rPr>
+                <w:bCs/>
+                <w:sz w:val="18"/>
+                <w:szCs w:val="24"/>
+              </w:rPr>
+              <w:t xml:space="preserve">, </w:t>
+            </w:r>
+            <w:proofErr w:type="spellStart"/>
+            <w:r>
+              <w:rPr>
+                <w:bCs/>
+                <w:sz w:val="18"/>
+                <w:szCs w:val="24"/>
+              </w:rPr>
+              <w:t>service</w:t>
+            </w:r>
+            <w:proofErr w:type="spellEnd"/>
+            <w:r>
+              <w:rPr>
+                <w:bCs/>
+                <w:sz w:val="18"/>
+                <w:szCs w:val="24"/>
+              </w:rPr>
+              <w:t>,</w:t>
+            </w:r>
+            <w:r>
+              <w:rPr>
+                <w:rFonts w:ascii="Calibri" w:hAnsi="Calibri" w:cs="Arial"/>
+                <w:iCs/>
+                <w:color w:val="000000" w:themeColor="text1"/>
+                <w:sz w:val="18"/>
+                <w:szCs w:val="20"/>
+                <w:lang w:eastAsia="es-CL"/>
+              </w:rPr>
+              <w:t xml:space="preserve"> </w:t>
+            </w:r>
+            <w:proofErr w:type="spellStart"/>
+            <w:r>
+              <w:rPr>
+                <w:rFonts w:ascii="Calibri" w:hAnsi="Calibri" w:cs="Arial"/>
+                <w:iCs/>
+                <w:color w:val="000000" w:themeColor="text1"/>
+                <w:sz w:val="18"/>
+                <w:szCs w:val="20"/>
+                <w:lang w:eastAsia="es-CL"/>
+              </w:rPr>
+              <w:t>controller</w:t>
+            </w:r>
+            <w:proofErr w:type="spellEnd"/>
+            <w:r>
+              <w:rPr>
+                <w:rFonts w:ascii="Calibri" w:hAnsi="Calibri" w:cs="Arial"/>
+                <w:iCs/>
+                <w:color w:val="000000" w:themeColor="text1"/>
+                <w:sz w:val="18"/>
+                <w:szCs w:val="20"/>
+                <w:lang w:eastAsia="es-CL"/>
+              </w:rPr>
+              <w:t xml:space="preserve"> y </w:t>
+            </w:r>
+            <w:proofErr w:type="spellStart"/>
+            <w:r>
+              <w:rPr>
+                <w:rFonts w:ascii="Calibri" w:hAnsi="Calibri" w:cs="Arial"/>
+                <w:iCs/>
+                <w:color w:val="000000" w:themeColor="text1"/>
+                <w:sz w:val="18"/>
+                <w:szCs w:val="20"/>
+                <w:lang w:eastAsia="es-CL"/>
+              </w:rPr>
+              <w:t>views</w:t>
+            </w:r>
+            <w:proofErr w:type="spellEnd"/>
           </w:p>
           <w:p>
             <w:pPr>
@@ -13734,7 +13983,7 @@
         </w:tc>
         <w:tc>
           <w:tcPr>
-            <w:tcW w:w="139" w:type="pct"/>
+            <w:tcW w:w="132" w:type="pct"/>
           </w:tcPr>
           <w:p>
             <w:pPr>
@@ -13750,7 +13999,7 @@
         </w:tc>
         <w:tc>
           <w:tcPr>
-            <w:tcW w:w="139" w:type="pct"/>
+            <w:tcW w:w="132" w:type="pct"/>
           </w:tcPr>
           <w:p>
             <w:pPr>
@@ -13766,7 +14015,7 @@
         </w:tc>
         <w:tc>
           <w:tcPr>
-            <w:tcW w:w="139" w:type="pct"/>
+            <w:tcW w:w="132" w:type="pct"/>
           </w:tcPr>
           <w:p>
             <w:pPr>
@@ -13782,7 +14031,7 @@
         </w:tc>
         <w:tc>
           <w:tcPr>
-            <w:tcW w:w="144" w:type="pct"/>
+            <w:tcW w:w="132" w:type="pct"/>
           </w:tcPr>
           <w:p>
             <w:pPr>
@@ -13798,7 +14047,7 @@
         </w:tc>
         <w:tc>
           <w:tcPr>
-            <w:tcW w:w="274" w:type="pct"/>
+            <w:tcW w:w="251" w:type="pct"/>
           </w:tcPr>
           <w:p>
             <w:pPr>
@@ -13814,7 +14063,7 @@
         </w:tc>
         <w:tc>
           <w:tcPr>
-            <w:tcW w:w="292" w:type="pct"/>
+            <w:tcW w:w="280" w:type="pct"/>
           </w:tcPr>
           <w:p>
             <w:pPr>
@@ -13830,7 +14079,7 @@
         </w:tc>
         <w:tc>
           <w:tcPr>
-            <w:tcW w:w="262" w:type="pct"/>
+            <w:tcW w:w="250" w:type="pct"/>
             <w:shd w:val="clear" w:color="auto" w:fill="FFFF00"/>
           </w:tcPr>
           <w:p>
@@ -13847,7 +14096,7 @@
         </w:tc>
         <w:tc>
           <w:tcPr>
-            <w:tcW w:w="264" w:type="pct"/>
+            <w:tcW w:w="252" w:type="pct"/>
             <w:shd w:val="clear" w:color="auto" w:fill="FFFF00"/>
           </w:tcPr>
           <w:p>
@@ -13864,7 +14113,7 @@
         </w:tc>
         <w:tc>
           <w:tcPr>
-            <w:tcW w:w="321" w:type="pct"/>
+            <w:tcW w:w="309" w:type="pct"/>
             <w:shd w:val="clear" w:color="auto" w:fill="FFFFFF" w:themeFill="background1"/>
           </w:tcPr>
           <w:p>
@@ -13881,7 +14130,7 @@
         </w:tc>
         <w:tc>
           <w:tcPr>
-            <w:tcW w:w="374" w:type="pct"/>
+            <w:tcW w:w="362" w:type="pct"/>
             <w:shd w:val="clear" w:color="auto" w:fill="FFFFFF" w:themeFill="background1"/>
           </w:tcPr>
           <w:p>
@@ -13898,7 +14147,7 @@
         </w:tc>
         <w:tc>
           <w:tcPr>
-            <w:tcW w:w="341" w:type="pct"/>
+            <w:tcW w:w="329" w:type="pct"/>
           </w:tcPr>
           <w:p>
             <w:pPr>
@@ -13914,7 +14163,7 @@
         </w:tc>
         <w:tc>
           <w:tcPr>
-            <w:tcW w:w="291" w:type="pct"/>
+            <w:tcW w:w="279" w:type="pct"/>
           </w:tcPr>
           <w:p>
             <w:pPr>
@@ -13930,7 +14179,7 @@
         </w:tc>
         <w:tc>
           <w:tcPr>
-            <w:tcW w:w="339" w:type="pct"/>
+            <w:tcW w:w="327" w:type="pct"/>
           </w:tcPr>
           <w:p>
             <w:pPr>
@@ -13946,7 +14195,7 @@
         </w:tc>
         <w:tc>
           <w:tcPr>
-            <w:tcW w:w="383" w:type="pct"/>
+            <w:tcW w:w="371" w:type="pct"/>
           </w:tcPr>
           <w:p>
             <w:pPr>
@@ -13962,7 +14211,7 @@
         </w:tc>
         <w:tc>
           <w:tcPr>
-            <w:tcW w:w="367" w:type="pct"/>
+            <w:tcW w:w="355" w:type="pct"/>
           </w:tcPr>
           <w:p>
             <w:pPr>
@@ -13978,7 +14227,7 @@
         </w:tc>
         <w:tc>
           <w:tcPr>
-            <w:tcW w:w="178" w:type="pct"/>
+            <w:tcW w:w="167" w:type="pct"/>
             <w:gridSpan w:val="2"/>
           </w:tcPr>
           <w:p>
@@ -13995,7 +14244,7 @@
         </w:tc>
         <w:tc>
           <w:tcPr>
-            <w:tcW w:w="178" w:type="pct"/>
+            <w:tcW w:w="167" w:type="pct"/>
           </w:tcPr>
           <w:p>
             <w:pPr>
@@ -14011,7 +14260,7 @@
         </w:tc>
         <w:tc>
           <w:tcPr>
-            <w:tcW w:w="181" w:type="pct"/>
+            <w:tcW w:w="167" w:type="pct"/>
           </w:tcPr>
           <w:p>
             <w:pPr>
@@ -14032,7 +14281,7 @@
         </w:trPr>
         <w:tc>
           <w:tcPr>
-            <w:tcW w:w="394" w:type="pct"/>
+            <w:tcW w:w="606" w:type="pct"/>
           </w:tcPr>
           <w:p>
             <w:pPr>
@@ -14091,7 +14340,7 @@
         </w:tc>
         <w:tc>
           <w:tcPr>
-            <w:tcW w:w="139" w:type="pct"/>
+            <w:tcW w:w="132" w:type="pct"/>
           </w:tcPr>
           <w:p>
             <w:pPr>
@@ -14107,7 +14356,7 @@
         </w:tc>
         <w:tc>
           <w:tcPr>
-            <w:tcW w:w="139" w:type="pct"/>
+            <w:tcW w:w="132" w:type="pct"/>
           </w:tcPr>
           <w:p>
             <w:pPr>
@@ -14123,7 +14372,7 @@
         </w:tc>
         <w:tc>
           <w:tcPr>
-            <w:tcW w:w="139" w:type="pct"/>
+            <w:tcW w:w="132" w:type="pct"/>
           </w:tcPr>
           <w:p>
             <w:pPr>
@@ -14139,7 +14388,7 @@
         </w:tc>
         <w:tc>
           <w:tcPr>
-            <w:tcW w:w="144" w:type="pct"/>
+            <w:tcW w:w="132" w:type="pct"/>
           </w:tcPr>
           <w:p>
             <w:pPr>
@@ -14155,7 +14404,7 @@
         </w:tc>
         <w:tc>
           <w:tcPr>
-            <w:tcW w:w="274" w:type="pct"/>
+            <w:tcW w:w="251" w:type="pct"/>
           </w:tcPr>
           <w:p>
             <w:pPr>
@@ -14171,7 +14420,7 @@
         </w:tc>
         <w:tc>
           <w:tcPr>
-            <w:tcW w:w="292" w:type="pct"/>
+            <w:tcW w:w="280" w:type="pct"/>
           </w:tcPr>
           <w:p>
             <w:pPr>
@@ -14187,7 +14436,7 @@
         </w:tc>
         <w:tc>
           <w:tcPr>
-            <w:tcW w:w="262" w:type="pct"/>
+            <w:tcW w:w="250" w:type="pct"/>
           </w:tcPr>
           <w:p>
             <w:pPr>
@@ -14203,7 +14452,7 @@
         </w:tc>
         <w:tc>
           <w:tcPr>
-            <w:tcW w:w="264" w:type="pct"/>
+            <w:tcW w:w="252" w:type="pct"/>
           </w:tcPr>
           <w:p>
             <w:pPr>
@@ -14219,7 +14468,7 @@
         </w:tc>
         <w:tc>
           <w:tcPr>
-            <w:tcW w:w="321" w:type="pct"/>
+            <w:tcW w:w="309" w:type="pct"/>
             <w:shd w:val="clear" w:color="auto" w:fill="33CCFF"/>
           </w:tcPr>
           <w:p>
@@ -14236,7 +14485,7 @@
         </w:tc>
         <w:tc>
           <w:tcPr>
-            <w:tcW w:w="374" w:type="pct"/>
+            <w:tcW w:w="362" w:type="pct"/>
             <w:shd w:val="clear" w:color="auto" w:fill="33CCFF"/>
           </w:tcPr>
           <w:p>
@@ -14253,7 +14502,7 @@
         </w:tc>
         <w:tc>
           <w:tcPr>
-            <w:tcW w:w="341" w:type="pct"/>
+            <w:tcW w:w="329" w:type="pct"/>
             <w:shd w:val="clear" w:color="auto" w:fill="FFFFFF" w:themeFill="background1"/>
           </w:tcPr>
           <w:p>
@@ -14270,7 +14519,7 @@
         </w:tc>
         <w:tc>
           <w:tcPr>
-            <w:tcW w:w="291" w:type="pct"/>
+            <w:tcW w:w="279" w:type="pct"/>
             <w:shd w:val="clear" w:color="auto" w:fill="FFFFFF" w:themeFill="background1"/>
           </w:tcPr>
           <w:p>
@@ -14287,7 +14536,7 @@
         </w:tc>
         <w:tc>
           <w:tcPr>
-            <w:tcW w:w="339" w:type="pct"/>
+            <w:tcW w:w="327" w:type="pct"/>
           </w:tcPr>
           <w:p>
             <w:pPr>
@@ -14303,7 +14552,7 @@
         </w:tc>
         <w:tc>
           <w:tcPr>
-            <w:tcW w:w="383" w:type="pct"/>
+            <w:tcW w:w="371" w:type="pct"/>
           </w:tcPr>
           <w:p>
             <w:pPr>
@@ -14319,7 +14568,7 @@
         </w:tc>
         <w:tc>
           <w:tcPr>
-            <w:tcW w:w="367" w:type="pct"/>
+            <w:tcW w:w="355" w:type="pct"/>
           </w:tcPr>
           <w:p>
             <w:pPr>
@@ -14335,7 +14584,7 @@
         </w:tc>
         <w:tc>
           <w:tcPr>
-            <w:tcW w:w="178" w:type="pct"/>
+            <w:tcW w:w="167" w:type="pct"/>
             <w:gridSpan w:val="2"/>
           </w:tcPr>
           <w:p>
@@ -14352,7 +14601,7 @@
         </w:tc>
         <w:tc>
           <w:tcPr>
-            <w:tcW w:w="178" w:type="pct"/>
+            <w:tcW w:w="167" w:type="pct"/>
           </w:tcPr>
           <w:p>
             <w:pPr>
@@ -14368,7 +14617,7 @@
         </w:tc>
         <w:tc>
           <w:tcPr>
-            <w:tcW w:w="181" w:type="pct"/>
+            <w:tcW w:w="167" w:type="pct"/>
           </w:tcPr>
           <w:p>
             <w:pPr>
@@ -14389,7 +14638,7 @@
         </w:trPr>
         <w:tc>
           <w:tcPr>
-            <w:tcW w:w="394" w:type="pct"/>
+            <w:tcW w:w="606" w:type="pct"/>
           </w:tcPr>
           <w:p>
             <w:pPr>
@@ -14426,7 +14675,7 @@
         </w:tc>
         <w:tc>
           <w:tcPr>
-            <w:tcW w:w="139" w:type="pct"/>
+            <w:tcW w:w="132" w:type="pct"/>
           </w:tcPr>
           <w:p>
             <w:pPr>
@@ -14442,7 +14691,7 @@
         </w:tc>
         <w:tc>
           <w:tcPr>
-            <w:tcW w:w="139" w:type="pct"/>
+            <w:tcW w:w="132" w:type="pct"/>
           </w:tcPr>
           <w:p>
             <w:pPr>
@@ -14458,7 +14707,7 @@
         </w:tc>
         <w:tc>
           <w:tcPr>
-            <w:tcW w:w="139" w:type="pct"/>
+            <w:tcW w:w="132" w:type="pct"/>
           </w:tcPr>
           <w:p>
             <w:pPr>
@@ -14474,7 +14723,7 @@
         </w:tc>
         <w:tc>
           <w:tcPr>
-            <w:tcW w:w="144" w:type="pct"/>
+            <w:tcW w:w="132" w:type="pct"/>
           </w:tcPr>
           <w:p>
             <w:pPr>
@@ -14490,7 +14739,7 @@
         </w:tc>
         <w:tc>
           <w:tcPr>
-            <w:tcW w:w="274" w:type="pct"/>
+            <w:tcW w:w="251" w:type="pct"/>
           </w:tcPr>
           <w:p>
             <w:pPr>
@@ -14506,7 +14755,7 @@
         </w:tc>
         <w:tc>
           <w:tcPr>
-            <w:tcW w:w="292" w:type="pct"/>
+            <w:tcW w:w="280" w:type="pct"/>
           </w:tcPr>
           <w:p>
             <w:pPr>
@@ -14522,7 +14771,7 @@
         </w:tc>
         <w:tc>
           <w:tcPr>
-            <w:tcW w:w="262" w:type="pct"/>
+            <w:tcW w:w="250" w:type="pct"/>
           </w:tcPr>
           <w:p>
             <w:pPr>
@@ -14538,7 +14787,7 @@
         </w:tc>
         <w:tc>
           <w:tcPr>
-            <w:tcW w:w="264" w:type="pct"/>
+            <w:tcW w:w="252" w:type="pct"/>
           </w:tcPr>
           <w:p>
             <w:pPr>
@@ -14554,7 +14803,7 @@
         </w:tc>
         <w:tc>
           <w:tcPr>
-            <w:tcW w:w="321" w:type="pct"/>
+            <w:tcW w:w="309" w:type="pct"/>
           </w:tcPr>
           <w:p>
             <w:pPr>
@@ -14570,7 +14819,7 @@
         </w:tc>
         <w:tc>
           <w:tcPr>
-            <w:tcW w:w="374" w:type="pct"/>
+            <w:tcW w:w="362" w:type="pct"/>
           </w:tcPr>
           <w:p>
             <w:pPr>
@@ -14586,7 +14835,7 @@
         </w:tc>
         <w:tc>
           <w:tcPr>
-            <w:tcW w:w="341" w:type="pct"/>
+            <w:tcW w:w="329" w:type="pct"/>
             <w:shd w:val="clear" w:color="auto" w:fill="FF0000"/>
           </w:tcPr>
           <w:p>
@@ -14603,7 +14852,7 @@
         </w:tc>
         <w:tc>
           <w:tcPr>
-            <w:tcW w:w="291" w:type="pct"/>
+            <w:tcW w:w="279" w:type="pct"/>
             <w:shd w:val="clear" w:color="auto" w:fill="FF0000"/>
           </w:tcPr>
           <w:p>
@@ -14620,7 +14869,7 @@
         </w:tc>
         <w:tc>
           <w:tcPr>
-            <w:tcW w:w="339" w:type="pct"/>
+            <w:tcW w:w="327" w:type="pct"/>
             <w:shd w:val="clear" w:color="auto" w:fill="FFFFFF" w:themeFill="background1"/>
           </w:tcPr>
           <w:p>
@@ -14637,7 +14886,7 @@
         </w:tc>
         <w:tc>
           <w:tcPr>
-            <w:tcW w:w="383" w:type="pct"/>
+            <w:tcW w:w="371" w:type="pct"/>
             <w:shd w:val="clear" w:color="auto" w:fill="FFFFFF" w:themeFill="background1"/>
           </w:tcPr>
           <w:p>
@@ -14654,7 +14903,7 @@
         </w:tc>
         <w:tc>
           <w:tcPr>
-            <w:tcW w:w="367" w:type="pct"/>
+            <w:tcW w:w="355" w:type="pct"/>
           </w:tcPr>
           <w:p>
             <w:pPr>
@@ -14670,7 +14919,7 @@
         </w:tc>
         <w:tc>
           <w:tcPr>
-            <w:tcW w:w="178" w:type="pct"/>
+            <w:tcW w:w="167" w:type="pct"/>
             <w:gridSpan w:val="2"/>
           </w:tcPr>
           <w:p>
@@ -14687,7 +14936,7 @@
         </w:tc>
         <w:tc>
           <w:tcPr>
-            <w:tcW w:w="178" w:type="pct"/>
+            <w:tcW w:w="167" w:type="pct"/>
           </w:tcPr>
           <w:p>
             <w:pPr>
@@ -14703,7 +14952,7 @@
         </w:tc>
         <w:tc>
           <w:tcPr>
-            <w:tcW w:w="181" w:type="pct"/>
+            <w:tcW w:w="167" w:type="pct"/>
           </w:tcPr>
           <w:p>
             <w:pPr>
@@ -14724,7 +14973,7 @@
         </w:trPr>
         <w:tc>
           <w:tcPr>
-            <w:tcW w:w="394" w:type="pct"/>
+            <w:tcW w:w="606" w:type="pct"/>
           </w:tcPr>
           <w:p>
             <w:pPr>
@@ -14761,7 +15010,7 @@
         </w:tc>
         <w:tc>
           <w:tcPr>
-            <w:tcW w:w="139" w:type="pct"/>
+            <w:tcW w:w="132" w:type="pct"/>
           </w:tcPr>
           <w:p>
             <w:pPr>
@@ -14777,7 +15026,7 @@
         </w:tc>
         <w:tc>
           <w:tcPr>
-            <w:tcW w:w="139" w:type="pct"/>
+            <w:tcW w:w="132" w:type="pct"/>
           </w:tcPr>
           <w:p>
             <w:pPr>
@@ -14793,7 +15042,7 @@
         </w:tc>
         <w:tc>
           <w:tcPr>
-            <w:tcW w:w="139" w:type="pct"/>
+            <w:tcW w:w="132" w:type="pct"/>
           </w:tcPr>
           <w:p>
             <w:pPr>
@@ -14809,7 +15058,7 @@
         </w:tc>
         <w:tc>
           <w:tcPr>
-            <w:tcW w:w="144" w:type="pct"/>
+            <w:tcW w:w="132" w:type="pct"/>
           </w:tcPr>
           <w:p>
             <w:pPr>
@@ -14825,7 +15074,7 @@
         </w:tc>
         <w:tc>
           <w:tcPr>
-            <w:tcW w:w="274" w:type="pct"/>
+            <w:tcW w:w="251" w:type="pct"/>
           </w:tcPr>
           <w:p>
             <w:pPr>
@@ -14841,7 +15090,7 @@
         </w:tc>
         <w:tc>
           <w:tcPr>
-            <w:tcW w:w="292" w:type="pct"/>
+            <w:tcW w:w="280" w:type="pct"/>
           </w:tcPr>
           <w:p>
             <w:pPr>
@@ -14857,7 +15106,7 @@
         </w:tc>
         <w:tc>
           <w:tcPr>
-            <w:tcW w:w="262" w:type="pct"/>
+            <w:tcW w:w="250" w:type="pct"/>
           </w:tcPr>
           <w:p>
             <w:pPr>
@@ -14873,7 +15122,7 @@
         </w:tc>
         <w:tc>
           <w:tcPr>
-            <w:tcW w:w="264" w:type="pct"/>
+            <w:tcW w:w="252" w:type="pct"/>
           </w:tcPr>
           <w:p>
             <w:pPr>
@@ -14889,7 +15138,7 @@
         </w:tc>
         <w:tc>
           <w:tcPr>
-            <w:tcW w:w="321" w:type="pct"/>
+            <w:tcW w:w="309" w:type="pct"/>
           </w:tcPr>
           <w:p>
             <w:pPr>
@@ -14905,7 +15154,7 @@
         </w:tc>
         <w:tc>
           <w:tcPr>
-            <w:tcW w:w="374" w:type="pct"/>
+            <w:tcW w:w="362" w:type="pct"/>
           </w:tcPr>
           <w:p>
             <w:pPr>
@@ -14921,7 +15170,7 @@
         </w:tc>
         <w:tc>
           <w:tcPr>
-            <w:tcW w:w="341" w:type="pct"/>
+            <w:tcW w:w="329" w:type="pct"/>
           </w:tcPr>
           <w:p>
             <w:pPr>
@@ -14937,7 +15186,7 @@
         </w:tc>
         <w:tc>
           <w:tcPr>
-            <w:tcW w:w="291" w:type="pct"/>
+            <w:tcW w:w="279" w:type="pct"/>
           </w:tcPr>
           <w:p>
             <w:pPr>
@@ -14953,7 +15202,7 @@
         </w:tc>
         <w:tc>
           <w:tcPr>
-            <w:tcW w:w="339" w:type="pct"/>
+            <w:tcW w:w="327" w:type="pct"/>
             <w:shd w:val="clear" w:color="auto" w:fill="7030A0"/>
           </w:tcPr>
           <w:p>
@@ -14970,7 +15219,7 @@
         </w:tc>
         <w:tc>
           <w:tcPr>
-            <w:tcW w:w="383" w:type="pct"/>
+            <w:tcW w:w="371" w:type="pct"/>
             <w:shd w:val="clear" w:color="auto" w:fill="7030A0"/>
           </w:tcPr>
           <w:p>
@@ -14987,7 +15236,7 @@
         </w:tc>
         <w:tc>
           <w:tcPr>
-            <w:tcW w:w="367" w:type="pct"/>
+            <w:tcW w:w="355" w:type="pct"/>
             <w:shd w:val="clear" w:color="auto" w:fill="FFFFFF" w:themeFill="background1"/>
           </w:tcPr>
           <w:p>
@@ -15004,7 +15253,7 @@
         </w:tc>
         <w:tc>
           <w:tcPr>
-            <w:tcW w:w="178" w:type="pct"/>
+            <w:tcW w:w="167" w:type="pct"/>
             <w:gridSpan w:val="2"/>
           </w:tcPr>
           <w:p>
@@ -15021,7 +15270,7 @@
         </w:tc>
         <w:tc>
           <w:tcPr>
-            <w:tcW w:w="178" w:type="pct"/>
+            <w:tcW w:w="167" w:type="pct"/>
           </w:tcPr>
           <w:p>
             <w:pPr>
@@ -15037,7 +15286,7 @@
         </w:tc>
         <w:tc>
           <w:tcPr>
-            <w:tcW w:w="181" w:type="pct"/>
+            <w:tcW w:w="167" w:type="pct"/>
           </w:tcPr>
           <w:p>
             <w:pPr>
@@ -15058,7 +15307,7 @@
         </w:trPr>
         <w:tc>
           <w:tcPr>
-            <w:tcW w:w="394" w:type="pct"/>
+            <w:tcW w:w="606" w:type="pct"/>
           </w:tcPr>
           <w:p>
             <w:pPr>
@@ -15098,7 +15347,7 @@
         </w:tc>
         <w:tc>
           <w:tcPr>
-            <w:tcW w:w="139" w:type="pct"/>
+            <w:tcW w:w="132" w:type="pct"/>
           </w:tcPr>
           <w:p>
             <w:pPr>
@@ -15114,7 +15363,7 @@
         </w:tc>
         <w:tc>
           <w:tcPr>
-            <w:tcW w:w="139" w:type="pct"/>
+            <w:tcW w:w="132" w:type="pct"/>
           </w:tcPr>
           <w:p>
             <w:pPr>
@@ -15130,7 +15379,7 @@
         </w:tc>
         <w:tc>
           <w:tcPr>
-            <w:tcW w:w="139" w:type="pct"/>
+            <w:tcW w:w="132" w:type="pct"/>
           </w:tcPr>
           <w:p>
             <w:pPr>
@@ -15146,7 +15395,7 @@
         </w:tc>
         <w:tc>
           <w:tcPr>
-            <w:tcW w:w="144" w:type="pct"/>
+            <w:tcW w:w="132" w:type="pct"/>
           </w:tcPr>
           <w:p>
             <w:pPr>
@@ -15162,7 +15411,7 @@
         </w:tc>
         <w:tc>
           <w:tcPr>
-            <w:tcW w:w="274" w:type="pct"/>
+            <w:tcW w:w="251" w:type="pct"/>
           </w:tcPr>
           <w:p>
             <w:pPr>
@@ -15178,7 +15427,7 @@
         </w:tc>
         <w:tc>
           <w:tcPr>
-            <w:tcW w:w="292" w:type="pct"/>
+            <w:tcW w:w="280" w:type="pct"/>
           </w:tcPr>
           <w:p>
             <w:pPr>
@@ -15194,7 +15443,7 @@
         </w:tc>
         <w:tc>
           <w:tcPr>
-            <w:tcW w:w="262" w:type="pct"/>
+            <w:tcW w:w="250" w:type="pct"/>
           </w:tcPr>
           <w:p>
             <w:pPr>
@@ -15210,7 +15459,7 @@
         </w:tc>
         <w:tc>
           <w:tcPr>
-            <w:tcW w:w="264" w:type="pct"/>
+            <w:tcW w:w="252" w:type="pct"/>
           </w:tcPr>
           <w:p>
             <w:pPr>
@@ -15226,7 +15475,7 @@
         </w:tc>
         <w:tc>
           <w:tcPr>
-            <w:tcW w:w="321" w:type="pct"/>
+            <w:tcW w:w="309" w:type="pct"/>
           </w:tcPr>
           <w:p>
             <w:pPr>
@@ -15242,7 +15491,7 @@
         </w:tc>
         <w:tc>
           <w:tcPr>
-            <w:tcW w:w="374" w:type="pct"/>
+            <w:tcW w:w="362" w:type="pct"/>
           </w:tcPr>
           <w:p>
             <w:pPr>
@@ -15258,7 +15507,7 @@
         </w:tc>
         <w:tc>
           <w:tcPr>
-            <w:tcW w:w="341" w:type="pct"/>
+            <w:tcW w:w="329" w:type="pct"/>
           </w:tcPr>
           <w:p>
             <w:pPr>
@@ -15274,7 +15523,7 @@
         </w:tc>
         <w:tc>
           <w:tcPr>
-            <w:tcW w:w="291" w:type="pct"/>
+            <w:tcW w:w="279" w:type="pct"/>
           </w:tcPr>
           <w:p>
             <w:pPr>
@@ -15290,7 +15539,7 @@
         </w:tc>
         <w:tc>
           <w:tcPr>
-            <w:tcW w:w="339" w:type="pct"/>
+            <w:tcW w:w="327" w:type="pct"/>
           </w:tcPr>
           <w:p>
             <w:pPr>
@@ -15306,7 +15555,7 @@
         </w:tc>
         <w:tc>
           <w:tcPr>
-            <w:tcW w:w="383" w:type="pct"/>
+            <w:tcW w:w="371" w:type="pct"/>
           </w:tcPr>
           <w:p>
             <w:pPr>
@@ -15322,7 +15571,7 @@
         </w:tc>
         <w:tc>
           <w:tcPr>
-            <w:tcW w:w="367" w:type="pct"/>
+            <w:tcW w:w="355" w:type="pct"/>
             <w:shd w:val="clear" w:color="auto" w:fill="ED7D31" w:themeFill="accent2"/>
           </w:tcPr>
           <w:p>
@@ -15339,7 +15588,7 @@
         </w:tc>
         <w:tc>
           <w:tcPr>
-            <w:tcW w:w="178" w:type="pct"/>
+            <w:tcW w:w="167" w:type="pct"/>
             <w:gridSpan w:val="2"/>
           </w:tcPr>
           <w:p>
@@ -15356,7 +15605,7 @@
         </w:tc>
         <w:tc>
           <w:tcPr>
-            <w:tcW w:w="178" w:type="pct"/>
+            <w:tcW w:w="167" w:type="pct"/>
           </w:tcPr>
           <w:p>
             <w:pPr>
@@ -15372,7 +15621,333 @@
         </w:tc>
         <w:tc>
           <w:tcPr>
-            <w:tcW w:w="181" w:type="pct"/>
+            <w:tcW w:w="167" w:type="pct"/>
+          </w:tcPr>
+          <w:p>
+            <w:pPr>
+              <w:spacing w:line="360" w:lineRule="auto"/>
+              <w:jc w:val="both"/>
+              <w:rPr>
+                <w:b/>
+                <w:sz w:val="16"/>
+                <w:szCs w:val="16"/>
+              </w:rPr>
+            </w:pPr>
+          </w:p>
+        </w:tc>
+      </w:tr>
+      <w:tr>
+        <w:trPr>
+          <w:trHeight w:val="585"/>
+        </w:trPr>
+        <w:tc>
+          <w:tcPr>
+            <w:tcW w:w="606" w:type="pct"/>
+          </w:tcPr>
+          <w:p>
+            <w:pPr>
+              <w:rPr>
+                <w:rFonts w:ascii="Calibri" w:hAnsi="Calibri" w:cs="Arial"/>
+                <w:iCs/>
+                <w:color w:val="000000" w:themeColor="text1"/>
+                <w:sz w:val="18"/>
+                <w:szCs w:val="20"/>
+                <w:lang w:eastAsia="es-CL"/>
+              </w:rPr>
+            </w:pPr>
+            <w:r>
+              <w:rPr>
+                <w:rFonts w:ascii="Calibri" w:hAnsi="Calibri" w:cs="Arial"/>
+                <w:iCs/>
+                <w:color w:val="000000" w:themeColor="text1"/>
+                <w:sz w:val="18"/>
+                <w:szCs w:val="20"/>
+                <w:lang w:eastAsia="es-CL"/>
+              </w:rPr>
+              <w:t>Presentación del Proyecto</w:t>
+            </w:r>
+          </w:p>
+        </w:tc>
+        <w:tc>
+          <w:tcPr>
+            <w:tcW w:w="132" w:type="pct"/>
+          </w:tcPr>
+          <w:p>
+            <w:pPr>
+              <w:spacing w:line="360" w:lineRule="auto"/>
+              <w:jc w:val="both"/>
+              <w:rPr>
+                <w:b/>
+                <w:sz w:val="16"/>
+                <w:szCs w:val="16"/>
+              </w:rPr>
+            </w:pPr>
+          </w:p>
+        </w:tc>
+        <w:tc>
+          <w:tcPr>
+            <w:tcW w:w="132" w:type="pct"/>
+          </w:tcPr>
+          <w:p>
+            <w:pPr>
+              <w:spacing w:line="360" w:lineRule="auto"/>
+              <w:jc w:val="both"/>
+              <w:rPr>
+                <w:b/>
+                <w:sz w:val="16"/>
+                <w:szCs w:val="16"/>
+              </w:rPr>
+            </w:pPr>
+          </w:p>
+        </w:tc>
+        <w:tc>
+          <w:tcPr>
+            <w:tcW w:w="132" w:type="pct"/>
+          </w:tcPr>
+          <w:p>
+            <w:pPr>
+              <w:spacing w:line="360" w:lineRule="auto"/>
+              <w:jc w:val="both"/>
+              <w:rPr>
+                <w:b/>
+                <w:sz w:val="16"/>
+                <w:szCs w:val="16"/>
+              </w:rPr>
+            </w:pPr>
+          </w:p>
+        </w:tc>
+        <w:tc>
+          <w:tcPr>
+            <w:tcW w:w="132" w:type="pct"/>
+          </w:tcPr>
+          <w:p>
+            <w:pPr>
+              <w:spacing w:line="360" w:lineRule="auto"/>
+              <w:jc w:val="both"/>
+              <w:rPr>
+                <w:b/>
+                <w:sz w:val="16"/>
+                <w:szCs w:val="16"/>
+              </w:rPr>
+            </w:pPr>
+          </w:p>
+        </w:tc>
+        <w:tc>
+          <w:tcPr>
+            <w:tcW w:w="251" w:type="pct"/>
+          </w:tcPr>
+          <w:p>
+            <w:pPr>
+              <w:spacing w:line="360" w:lineRule="auto"/>
+              <w:jc w:val="both"/>
+              <w:rPr>
+                <w:b/>
+                <w:sz w:val="16"/>
+                <w:szCs w:val="16"/>
+              </w:rPr>
+            </w:pPr>
+          </w:p>
+        </w:tc>
+        <w:tc>
+          <w:tcPr>
+            <w:tcW w:w="280" w:type="pct"/>
+          </w:tcPr>
+          <w:p>
+            <w:pPr>
+              <w:spacing w:line="360" w:lineRule="auto"/>
+              <w:jc w:val="both"/>
+              <w:rPr>
+                <w:b/>
+                <w:sz w:val="16"/>
+                <w:szCs w:val="16"/>
+              </w:rPr>
+            </w:pPr>
+          </w:p>
+        </w:tc>
+        <w:tc>
+          <w:tcPr>
+            <w:tcW w:w="250" w:type="pct"/>
+          </w:tcPr>
+          <w:p>
+            <w:pPr>
+              <w:spacing w:line="360" w:lineRule="auto"/>
+              <w:jc w:val="both"/>
+              <w:rPr>
+                <w:b/>
+                <w:sz w:val="16"/>
+                <w:szCs w:val="16"/>
+              </w:rPr>
+            </w:pPr>
+          </w:p>
+        </w:tc>
+        <w:tc>
+          <w:tcPr>
+            <w:tcW w:w="252" w:type="pct"/>
+          </w:tcPr>
+          <w:p>
+            <w:pPr>
+              <w:spacing w:line="360" w:lineRule="auto"/>
+              <w:jc w:val="both"/>
+              <w:rPr>
+                <w:b/>
+                <w:sz w:val="16"/>
+                <w:szCs w:val="16"/>
+              </w:rPr>
+            </w:pPr>
+          </w:p>
+        </w:tc>
+        <w:tc>
+          <w:tcPr>
+            <w:tcW w:w="309" w:type="pct"/>
+          </w:tcPr>
+          <w:p>
+            <w:pPr>
+              <w:spacing w:line="360" w:lineRule="auto"/>
+              <w:jc w:val="both"/>
+              <w:rPr>
+                <w:b/>
+                <w:sz w:val="16"/>
+                <w:szCs w:val="16"/>
+              </w:rPr>
+            </w:pPr>
+          </w:p>
+        </w:tc>
+        <w:tc>
+          <w:tcPr>
+            <w:tcW w:w="362" w:type="pct"/>
+          </w:tcPr>
+          <w:p>
+            <w:pPr>
+              <w:spacing w:line="360" w:lineRule="auto"/>
+              <w:jc w:val="both"/>
+              <w:rPr>
+                <w:b/>
+                <w:sz w:val="16"/>
+                <w:szCs w:val="16"/>
+              </w:rPr>
+            </w:pPr>
+          </w:p>
+        </w:tc>
+        <w:tc>
+          <w:tcPr>
+            <w:tcW w:w="329" w:type="pct"/>
+          </w:tcPr>
+          <w:p>
+            <w:pPr>
+              <w:spacing w:line="360" w:lineRule="auto"/>
+              <w:jc w:val="both"/>
+              <w:rPr>
+                <w:b/>
+                <w:sz w:val="16"/>
+                <w:szCs w:val="16"/>
+              </w:rPr>
+            </w:pPr>
+          </w:p>
+        </w:tc>
+        <w:tc>
+          <w:tcPr>
+            <w:tcW w:w="279" w:type="pct"/>
+          </w:tcPr>
+          <w:p>
+            <w:pPr>
+              <w:spacing w:line="360" w:lineRule="auto"/>
+              <w:jc w:val="both"/>
+              <w:rPr>
+                <w:b/>
+                <w:sz w:val="16"/>
+                <w:szCs w:val="16"/>
+              </w:rPr>
+            </w:pPr>
+          </w:p>
+        </w:tc>
+        <w:tc>
+          <w:tcPr>
+            <w:tcW w:w="327" w:type="pct"/>
+          </w:tcPr>
+          <w:p>
+            <w:pPr>
+              <w:spacing w:line="360" w:lineRule="auto"/>
+              <w:jc w:val="both"/>
+              <w:rPr>
+                <w:b/>
+                <w:sz w:val="16"/>
+                <w:szCs w:val="16"/>
+              </w:rPr>
+            </w:pPr>
+          </w:p>
+        </w:tc>
+        <w:tc>
+          <w:tcPr>
+            <w:tcW w:w="371" w:type="pct"/>
+          </w:tcPr>
+          <w:p>
+            <w:pPr>
+              <w:spacing w:line="360" w:lineRule="auto"/>
+              <w:jc w:val="both"/>
+              <w:rPr>
+                <w:b/>
+                <w:sz w:val="16"/>
+                <w:szCs w:val="16"/>
+              </w:rPr>
+            </w:pPr>
+          </w:p>
+        </w:tc>
+        <w:tc>
+          <w:tcPr>
+            <w:tcW w:w="355" w:type="pct"/>
+            <w:shd w:val="clear" w:color="auto" w:fill="FFFFFF" w:themeFill="background1"/>
+          </w:tcPr>
+          <w:p>
+            <w:pPr>
+              <w:spacing w:line="360" w:lineRule="auto"/>
+              <w:jc w:val="both"/>
+              <w:rPr>
+                <w:b/>
+                <w:sz w:val="16"/>
+                <w:szCs w:val="16"/>
+              </w:rPr>
+            </w:pPr>
+          </w:p>
+        </w:tc>
+        <w:tc>
+          <w:tcPr>
+            <w:tcW w:w="167" w:type="pct"/>
+            <w:gridSpan w:val="2"/>
+            <w:shd w:val="clear" w:color="auto" w:fill="66FFCC"/>
+          </w:tcPr>
+          <w:p>
+            <w:pPr>
+              <w:spacing w:line="360" w:lineRule="auto"/>
+              <w:jc w:val="both"/>
+              <w:rPr>
+                <w:b/>
+                <w:sz w:val="16"/>
+                <w:szCs w:val="16"/>
+              </w:rPr>
+            </w:pPr>
+          </w:p>
+        </w:tc>
+        <w:tc>
+          <w:tcPr>
+            <w:tcW w:w="167" w:type="pct"/>
+            <w:shd w:val="clear" w:color="auto" w:fill="66FFCC"/>
+          </w:tcPr>
+          <w:p>
+            <w:pPr>
+              <w:spacing w:line="360" w:lineRule="auto"/>
+              <w:jc w:val="both"/>
+              <w:rPr>
+                <w:b/>
+                <w:sz w:val="16"/>
+                <w:szCs w:val="16"/>
+              </w:rPr>
+            </w:pPr>
+          </w:p>
+        </w:tc>
+        <w:tc>
+          <w:tcPr>
+            <w:tcW w:w="167" w:type="pct"/>
+            <w:shd w:val="clear" w:color="auto" w:fill="66FFCC"/>
           </w:tcPr>
           <w:p>
             <w:pPr>
@@ -15517,7 +16092,6 @@
                 <w:szCs w:val="28"/>
                 <w:lang w:eastAsia="es-CL"/>
               </w:rPr>
-              <w:lastRenderedPageBreak/>
               <w:t xml:space="preserve"> </w:t>
             </w:r>
             <w:r>
@@ -16494,9 +17068,16 @@
                 <w:szCs w:val="18"/>
                 <w:lang w:eastAsia="es-CL"/>
               </w:rPr>
-              <w:t xml:space="preserve">Justificamos la relación del Proyecto APT con mis intereses </w:t>
-            </w:r>
-            <w:r>
+              <w:t>Justificamos la relación del Proyecto APT con mis intereses profesionales de manera coherente.</w:t>
+            </w:r>
+          </w:p>
+        </w:tc>
+        <w:tc>
+          <w:tcPr>
+            <w:tcW w:w="1588" w:type="dxa"/>
+          </w:tcPr>
+          <w:p>
+            <w:pPr>
               <w:rPr>
                 <w:rFonts w:ascii="Calibri" w:eastAsia="Calibri" w:hAnsi="Calibri" w:cs="Calibri"/>
                 <w:color w:val="767171"/>
@@ -16504,8 +17085,16 @@
                 <w:szCs w:val="18"/>
                 <w:lang w:eastAsia="es-CL"/>
               </w:rPr>
-              <w:lastRenderedPageBreak/>
-              <w:t>profesionales de manera coherente.</w:t>
+            </w:pPr>
+            <w:r>
+              <w:rPr>
+                <w:rFonts w:ascii="Calibri" w:eastAsia="Calibri" w:hAnsi="Calibri" w:cs="Calibri"/>
+                <w:color w:val="767171"/>
+                <w:sz w:val="18"/>
+                <w:szCs w:val="18"/>
+                <w:lang w:eastAsia="es-CL"/>
+              </w:rPr>
+              <w:t>Justificamos la relación del Proyecto APT con mis intereses profesionales de manera no totalmente coherente.</w:t>
             </w:r>
           </w:p>
         </w:tc>
@@ -16531,10 +17120,16 @@
                 <w:szCs w:val="18"/>
                 <w:lang w:eastAsia="es-CL"/>
               </w:rPr>
-              <w:lastRenderedPageBreak/>
-              <w:t xml:space="preserve">Justificamos la relación del Proyecto APT con mis intereses </w:t>
-            </w:r>
-            <w:r>
+              <w:t xml:space="preserve">Mencionamos mis intereses profesionales, pero no justifiqué la relación con mi Proyecto APT. </w:t>
+            </w:r>
+          </w:p>
+        </w:tc>
+        <w:tc>
+          <w:tcPr>
+            <w:tcW w:w="1551" w:type="dxa"/>
+          </w:tcPr>
+          <w:p>
+            <w:pPr>
               <w:rPr>
                 <w:rFonts w:ascii="Calibri" w:eastAsia="Calibri" w:hAnsi="Calibri" w:cs="Calibri"/>
                 <w:color w:val="767171"/>
@@ -16542,17 +17137,8 @@
                 <w:szCs w:val="18"/>
                 <w:lang w:eastAsia="es-CL"/>
               </w:rPr>
-              <w:lastRenderedPageBreak/>
-              <w:t>profesionales de manera no totalmente coherente.</w:t>
-            </w:r>
-          </w:p>
-        </w:tc>
-        <w:tc>
-          <w:tcPr>
-            <w:tcW w:w="1588" w:type="dxa"/>
-          </w:tcPr>
-          <w:p>
-            <w:pPr>
+            </w:pPr>
+            <w:r>
               <w:rPr>
                 <w:rFonts w:ascii="Calibri" w:eastAsia="Calibri" w:hAnsi="Calibri" w:cs="Calibri"/>
                 <w:color w:val="767171"/>
@@ -16560,54 +17146,6 @@
                 <w:szCs w:val="18"/>
                 <w:lang w:eastAsia="es-CL"/>
               </w:rPr>
-            </w:pPr>
-            <w:r>
-              <w:rPr>
-                <w:rFonts w:ascii="Calibri" w:eastAsia="Calibri" w:hAnsi="Calibri" w:cs="Calibri"/>
-                <w:color w:val="767171"/>
-                <w:sz w:val="18"/>
-                <w:szCs w:val="18"/>
-                <w:lang w:eastAsia="es-CL"/>
-              </w:rPr>
-              <w:lastRenderedPageBreak/>
-              <w:t xml:space="preserve">Mencionamos mis intereses profesionales, pero no justifiqué </w:t>
-            </w:r>
-            <w:r>
-              <w:rPr>
-                <w:rFonts w:ascii="Calibri" w:eastAsia="Calibri" w:hAnsi="Calibri" w:cs="Calibri"/>
-                <w:color w:val="767171"/>
-                <w:sz w:val="18"/>
-                <w:szCs w:val="18"/>
-                <w:lang w:eastAsia="es-CL"/>
-              </w:rPr>
-              <w:lastRenderedPageBreak/>
-              <w:t xml:space="preserve">la relación con mi Proyecto APT. </w:t>
-            </w:r>
-          </w:p>
-        </w:tc>
-        <w:tc>
-          <w:tcPr>
-            <w:tcW w:w="1551" w:type="dxa"/>
-          </w:tcPr>
-          <w:p>
-            <w:pPr>
-              <w:rPr>
-                <w:rFonts w:ascii="Calibri" w:eastAsia="Calibri" w:hAnsi="Calibri" w:cs="Calibri"/>
-                <w:color w:val="767171"/>
-                <w:sz w:val="18"/>
-                <w:szCs w:val="18"/>
-                <w:lang w:eastAsia="es-CL"/>
-              </w:rPr>
-            </w:pPr>
-            <w:r>
-              <w:rPr>
-                <w:rFonts w:ascii="Calibri" w:eastAsia="Calibri" w:hAnsi="Calibri" w:cs="Calibri"/>
-                <w:color w:val="767171"/>
-                <w:sz w:val="18"/>
-                <w:szCs w:val="18"/>
-                <w:lang w:eastAsia="es-CL"/>
-              </w:rPr>
-              <w:lastRenderedPageBreak/>
               <w:t>No mencionamos mis intereses profesionales.</w:t>
             </w:r>
           </w:p>
@@ -17488,9 +18026,16 @@
                 <w:szCs w:val="18"/>
                 <w:lang w:eastAsia="es-CL"/>
               </w:rPr>
-              <w:t xml:space="preserve">8. Identifica recursos, duración (carta Gantt) y posibles dificultades y facilitadores pertinentes para el </w:t>
-            </w:r>
-            <w:r>
+              <w:t>8. Identifica recursos, duración (carta Gantt) y posibles dificultades y facilitadores pertinentes para el desarrollo de las actividades en el período académico establecido.</w:t>
+            </w:r>
+          </w:p>
+        </w:tc>
+        <w:tc>
+          <w:tcPr>
+            <w:tcW w:w="1587" w:type="dxa"/>
+          </w:tcPr>
+          <w:p>
+            <w:pPr>
               <w:rPr>
                 <w:rFonts w:ascii="Calibri" w:eastAsia="Calibri" w:hAnsi="Calibri" w:cs="Calibri"/>
                 <w:color w:val="767171"/>
@@ -17498,17 +18043,8 @@
                 <w:szCs w:val="18"/>
                 <w:lang w:eastAsia="es-CL"/>
               </w:rPr>
-              <w:lastRenderedPageBreak/>
-              <w:t>desarrollo de las actividades en el período académico establecido.</w:t>
-            </w:r>
-          </w:p>
-        </w:tc>
-        <w:tc>
-          <w:tcPr>
-            <w:tcW w:w="1587" w:type="dxa"/>
-          </w:tcPr>
-          <w:p>
-            <w:pPr>
+            </w:pPr>
+            <w:r>
               <w:rPr>
                 <w:rFonts w:ascii="Calibri" w:eastAsia="Calibri" w:hAnsi="Calibri" w:cs="Calibri"/>
                 <w:color w:val="767171"/>
@@ -17516,8 +18052,16 @@
                 <w:szCs w:val="18"/>
                 <w:lang w:eastAsia="es-CL"/>
               </w:rPr>
-            </w:pPr>
-            <w:r>
+              <w:t>Identificamos recursos, duración (carta Gantt) y posibles dificultades y facilitadores pertinentes para el desarrollo de las actividades.</w:t>
+            </w:r>
+          </w:p>
+        </w:tc>
+        <w:tc>
+          <w:tcPr>
+            <w:tcW w:w="1588" w:type="dxa"/>
+          </w:tcPr>
+          <w:p>
+            <w:pPr>
               <w:rPr>
                 <w:rFonts w:ascii="Calibri" w:eastAsia="Calibri" w:hAnsi="Calibri" w:cs="Calibri"/>
                 <w:color w:val="767171"/>
@@ -17525,9 +18069,7 @@
                 <w:szCs w:val="18"/>
                 <w:lang w:eastAsia="es-CL"/>
               </w:rPr>
-              <w:lastRenderedPageBreak/>
-              <w:t xml:space="preserve">Identificamos recursos, duración (carta Gantt) y posibles dificultades y </w:t>
-            </w:r>
+            </w:pPr>
             <w:r>
               <w:rPr>
                 <w:rFonts w:ascii="Calibri" w:eastAsia="Calibri" w:hAnsi="Calibri" w:cs="Calibri"/>
@@ -17536,8 +18078,7 @@
                 <w:szCs w:val="18"/>
                 <w:lang w:eastAsia="es-CL"/>
               </w:rPr>
-              <w:lastRenderedPageBreak/>
-              <w:t>facilitadores pertinentes para el desarrollo de las actividades.</w:t>
+              <w:t>Identificamos recursos, duración (carta Gantt) y posibles dificultades y facilitadores para el desarrollo de las actividades, pero me faltaron algunos aspectos a considerar en estos ítems.</w:t>
             </w:r>
           </w:p>
         </w:tc>
@@ -17563,10 +18104,16 @@
                 <w:szCs w:val="18"/>
                 <w:lang w:eastAsia="es-CL"/>
               </w:rPr>
-              <w:lastRenderedPageBreak/>
-              <w:t xml:space="preserve">Identificamos recursos, duración (carta Gantt) y posibles dificultades y </w:t>
-            </w:r>
-            <w:r>
+              <w:t>Identificamos recursos, duración (carta Gantt) y/o posibles dificultades y facilitadores para el desarrollo de las actividades, pero me faltaron muchos aspectos a considerar en estos ítems.</w:t>
+            </w:r>
+          </w:p>
+        </w:tc>
+        <w:tc>
+          <w:tcPr>
+            <w:tcW w:w="1551" w:type="dxa"/>
+          </w:tcPr>
+          <w:p>
+            <w:pPr>
               <w:rPr>
                 <w:rFonts w:ascii="Calibri" w:eastAsia="Calibri" w:hAnsi="Calibri" w:cs="Calibri"/>
                 <w:color w:val="767171"/>
@@ -17574,17 +18121,8 @@
                 <w:szCs w:val="18"/>
                 <w:lang w:eastAsia="es-CL"/>
               </w:rPr>
-              <w:lastRenderedPageBreak/>
-              <w:t>facilitadores para el desarrollo de las actividades, pero me faltaron algunos aspectos a considerar en estos ítems.</w:t>
-            </w:r>
-          </w:p>
-        </w:tc>
-        <w:tc>
-          <w:tcPr>
-            <w:tcW w:w="1588" w:type="dxa"/>
-          </w:tcPr>
-          <w:p>
-            <w:pPr>
+            </w:pPr>
+            <w:r>
               <w:rPr>
                 <w:rFonts w:ascii="Calibri" w:eastAsia="Calibri" w:hAnsi="Calibri" w:cs="Calibri"/>
                 <w:color w:val="767171"/>
@@ -17592,54 +18130,6 @@
                 <w:szCs w:val="18"/>
                 <w:lang w:eastAsia="es-CL"/>
               </w:rPr>
-            </w:pPr>
-            <w:r>
-              <w:rPr>
-                <w:rFonts w:ascii="Calibri" w:eastAsia="Calibri" w:hAnsi="Calibri" w:cs="Calibri"/>
-                <w:color w:val="767171"/>
-                <w:sz w:val="18"/>
-                <w:szCs w:val="18"/>
-                <w:lang w:eastAsia="es-CL"/>
-              </w:rPr>
-              <w:lastRenderedPageBreak/>
-              <w:t xml:space="preserve">Identificamos recursos, duración (carta Gantt) y/o posibles dificultades y </w:t>
-            </w:r>
-            <w:r>
-              <w:rPr>
-                <w:rFonts w:ascii="Calibri" w:eastAsia="Calibri" w:hAnsi="Calibri" w:cs="Calibri"/>
-                <w:color w:val="767171"/>
-                <w:sz w:val="18"/>
-                <w:szCs w:val="18"/>
-                <w:lang w:eastAsia="es-CL"/>
-              </w:rPr>
-              <w:lastRenderedPageBreak/>
-              <w:t>facilitadores para el desarrollo de las actividades, pero me faltaron muchos aspectos a considerar en estos ítems.</w:t>
-            </w:r>
-          </w:p>
-        </w:tc>
-        <w:tc>
-          <w:tcPr>
-            <w:tcW w:w="1551" w:type="dxa"/>
-          </w:tcPr>
-          <w:p>
-            <w:pPr>
-              <w:rPr>
-                <w:rFonts w:ascii="Calibri" w:eastAsia="Calibri" w:hAnsi="Calibri" w:cs="Calibri"/>
-                <w:color w:val="767171"/>
-                <w:sz w:val="18"/>
-                <w:szCs w:val="18"/>
-                <w:lang w:eastAsia="es-CL"/>
-              </w:rPr>
-            </w:pPr>
-            <w:r>
-              <w:rPr>
-                <w:rFonts w:ascii="Calibri" w:eastAsia="Calibri" w:hAnsi="Calibri" w:cs="Calibri"/>
-                <w:color w:val="767171"/>
-                <w:sz w:val="18"/>
-                <w:szCs w:val="18"/>
-                <w:lang w:eastAsia="es-CL"/>
-              </w:rPr>
-              <w:lastRenderedPageBreak/>
               <w:t>No identificamos los elementos solicitados.</w:t>
             </w:r>
           </w:p>
@@ -18548,7 +19038,18 @@
                 <w:szCs w:val="18"/>
                 <w:lang w:eastAsia="es-CL"/>
               </w:rPr>
-              <w:t>Construimos una planificación con toda la información pertinente para el desarrollo del proyecto, de acuerdo a la metodología definida, indicando plazos, responsables, hitos y entregables del proyecto.</w:t>
+              <w:t xml:space="preserve">Construimos una planificación con toda la información pertinente para el desarrollo del proyecto, de acuerdo a la metodología definida, indicando plazos, </w:t>
+            </w:r>
+            <w:r>
+              <w:rPr>
+                <w:rFonts w:ascii="Calibri" w:eastAsia="Calibri" w:hAnsi="Calibri" w:cs="Calibri"/>
+                <w:color w:val="767171"/>
+                <w:sz w:val="18"/>
+                <w:szCs w:val="18"/>
+                <w:lang w:eastAsia="es-CL"/>
+              </w:rPr>
+              <w:lastRenderedPageBreak/>
+              <w:t>responsables, hitos y entregables del proyecto.</w:t>
             </w:r>
           </w:p>
         </w:tc>
@@ -18582,6 +19083,7 @@
                 <w:szCs w:val="18"/>
                 <w:lang w:eastAsia="es-CL"/>
               </w:rPr>
+              <w:lastRenderedPageBreak/>
               <w:t xml:space="preserve"> </w:t>
             </w:r>
             <w:r>
@@ -18612,7 +19114,18 @@
                 <w:szCs w:val="18"/>
                 <w:lang w:eastAsia="es-CL"/>
               </w:rPr>
-              <w:t>pertinente para el desarrollo del proyecto, de acuerdo a la metodología definida, indicando plazos, responsables, hitos y entregables del proyecto.</w:t>
+              <w:t xml:space="preserve">pertinente para el desarrollo del proyecto, de acuerdo a la metodología definida, indicando plazos, </w:t>
+            </w:r>
+            <w:r>
+              <w:rPr>
+                <w:rFonts w:ascii="Calibri" w:eastAsia="Calibri" w:hAnsi="Calibri" w:cs="Calibri"/>
+                <w:color w:val="767171"/>
+                <w:sz w:val="18"/>
+                <w:szCs w:val="18"/>
+                <w:lang w:eastAsia="es-CL"/>
+              </w:rPr>
+              <w:lastRenderedPageBreak/>
+              <w:t>responsables, hitos y entregables del proyecto.</w:t>
             </w:r>
           </w:p>
         </w:tc>
@@ -18645,7 +19158,19 @@
                 <w:szCs w:val="18"/>
                 <w:lang w:eastAsia="es-CL"/>
               </w:rPr>
-              <w:t>Construimos una planificación con una mínima cantidad de información pertinente para el desarrollo del proyecto, de acuerdo a la metodología definida, indicando plazos, responsables, hitos y entregables del proyecto.</w:t>
+              <w:lastRenderedPageBreak/>
+              <w:t xml:space="preserve">Construimos una planificación con una mínima cantidad de información pertinente para el desarrollo del proyecto, de acuerdo a la metodología definida, </w:t>
+            </w:r>
+            <w:r>
+              <w:rPr>
+                <w:rFonts w:ascii="Calibri" w:eastAsia="Calibri" w:hAnsi="Calibri" w:cs="Calibri"/>
+                <w:color w:val="767171"/>
+                <w:sz w:val="18"/>
+                <w:szCs w:val="18"/>
+                <w:lang w:eastAsia="es-CL"/>
+              </w:rPr>
+              <w:lastRenderedPageBreak/>
+              <w:t>indicando plazos, responsables, hitos y entregables del proyecto.</w:t>
             </w:r>
           </w:p>
         </w:tc>
@@ -18678,6 +19203,7 @@
                 <w:szCs w:val="18"/>
                 <w:lang w:eastAsia="es-CL"/>
               </w:rPr>
+              <w:lastRenderedPageBreak/>
               <w:t>No construimos una planificación con la información</w:t>
             </w:r>
             <w:r>
@@ -18698,7 +19224,18 @@
                 <w:szCs w:val="18"/>
                 <w:lang w:eastAsia="es-CL"/>
               </w:rPr>
-              <w:t>pertinente para el desarrollo del proyecto, de acuerdo a la metodología definida, indicando plazos, responsables, hitos y entregables del proyecto.</w:t>
+              <w:t xml:space="preserve">pertinente para el desarrollo del proyecto, de acuerdo a la metodología definida, indicando plazos, </w:t>
+            </w:r>
+            <w:r>
+              <w:rPr>
+                <w:rFonts w:ascii="Calibri" w:eastAsia="Calibri" w:hAnsi="Calibri" w:cs="Calibri"/>
+                <w:color w:val="767171"/>
+                <w:sz w:val="18"/>
+                <w:szCs w:val="18"/>
+                <w:lang w:eastAsia="es-CL"/>
+              </w:rPr>
+              <w:lastRenderedPageBreak/>
+              <w:t>responsables, hitos y entregables del proyecto.</w:t>
             </w:r>
           </w:p>
         </w:tc>
@@ -18752,7 +19289,6 @@
           <w:szCs w:val="28"/>
           <w:lang w:eastAsia="es-CL"/>
         </w:rPr>
-        <w:lastRenderedPageBreak/>
         <w:t xml:space="preserve">Competencias de Empleabilidad </w:t>
       </w:r>
     </w:p>
@@ -25109,12 +25645,7 @@
 </file>
 
 <file path=customXml/item1.xml><?xml version="1.0" encoding="utf-8"?>
-<?mso-contentType ?>
-<FormTemplates xmlns="http://schemas.microsoft.com/sharepoint/v3/contenttype/forms">
-  <Display>DocumentLibraryForm</Display>
-  <Edit>DocumentLibraryForm</Edit>
-  <New>DocumentLibraryForm</New>
-</FormTemplates>
+<b:Sources xmlns:b="http://schemas.openxmlformats.org/officeDocument/2006/bibliography" xmlns="http://schemas.openxmlformats.org/officeDocument/2006/bibliography" SelectedStyle="\APASixthEditionOfficeOnline.xsl" StyleName="APA" Version="6"/>
 </file>
 
 <file path=customXml/item2.xml><?xml version="1.0" encoding="utf-8"?>
@@ -25297,7 +25828,12 @@
 </file>
 
 <file path=customXml/item3.xml><?xml version="1.0" encoding="utf-8"?>
-<b:Sources xmlns:b="http://schemas.openxmlformats.org/officeDocument/2006/bibliography" xmlns="http://schemas.openxmlformats.org/officeDocument/2006/bibliography" SelectedStyle="\APASixthEditionOfficeOnline.xsl" StyleName="APA" Version="6"/>
+<?mso-contentType ?>
+<FormTemplates xmlns="http://schemas.microsoft.com/sharepoint/v3/contenttype/forms">
+  <Display>DocumentLibraryForm</Display>
+  <Edit>DocumentLibraryForm</Edit>
+  <New>DocumentLibraryForm</New>
+</FormTemplates>
 </file>
 
 <file path=customXml/item4.xml><?xml version="1.0" encoding="utf-8"?>
@@ -25307,9 +25843,9 @@
 </file>
 
 <file path=customXml/itemProps1.xml><?xml version="1.0" encoding="utf-8"?>
-<ds:datastoreItem xmlns:ds="http://schemas.openxmlformats.org/officeDocument/2006/customXml" ds:itemID="{DABAA964-10BA-4DBC-ABF2-CDEAC0FAF7AA}">
+<ds:datastoreItem xmlns:ds="http://schemas.openxmlformats.org/officeDocument/2006/customXml" ds:itemID="{1FBFDAC3-456D-4A80-A4FA-3CDAA74ABBA0}">
   <ds:schemaRefs>
-    <ds:schemaRef ds:uri="http://schemas.microsoft.com/sharepoint/v3/contenttype/forms"/>
+    <ds:schemaRef ds:uri="http://schemas.openxmlformats.org/officeDocument/2006/bibliography"/>
   </ds:schemaRefs>
 </ds:datastoreItem>
 </file>
@@ -25334,9 +25870,9 @@
 </file>
 
 <file path=customXml/itemProps3.xml><?xml version="1.0" encoding="utf-8"?>
-<ds:datastoreItem xmlns:ds="http://schemas.openxmlformats.org/officeDocument/2006/customXml" ds:itemID="{1FBFDAC3-456D-4A80-A4FA-3CDAA74ABBA0}">
+<ds:datastoreItem xmlns:ds="http://schemas.openxmlformats.org/officeDocument/2006/customXml" ds:itemID="{DABAA964-10BA-4DBC-ABF2-CDEAC0FAF7AA}">
   <ds:schemaRefs>
-    <ds:schemaRef ds:uri="http://schemas.openxmlformats.org/officeDocument/2006/bibliography"/>
+    <ds:schemaRef ds:uri="http://schemas.microsoft.com/sharepoint/v3/contenttype/forms"/>
   </ds:schemaRefs>
 </ds:datastoreItem>
 </file>
